--- a/2. Semester/MoPoS/MoPoS-P/VP+Skript/VP Vorlage.docx
+++ b/2. Semester/MoPoS/MoPoS-P/VP+Skript/VP Vorlage.docx
@@ -19,7 +19,7 @@
     </w:p>
     <w:p>
       <w:pPr>
-        <w:framePr w:w="9701" w:h="991" w:hRule="exact" w:hSpace="72" w:vSpace="72" w:wrap="notBeside" w:vAnchor="text" w:hAnchor="margin" w:x="82" w:y="4"/>
+        <w:framePr w:w="9701" w:h="2211" w:hRule="exact" w:hSpace="72" w:vSpace="72" w:wrap="notBeside" w:vAnchor="text" w:hAnchor="margin" w:x="82" w:y="4"/>
         <w:pBdr>
           <w:top w:val="single" w:sz="6" w:space="3" w:color="auto"/>
           <w:left w:val="single" w:sz="6" w:space="3" w:color="auto"/>
@@ -95,8 +95,8 @@
     </w:p>
     <w:tbl>
       <w:tblPr>
-        <w:tblW w:w="9976" w:type="dxa"/>
-        <w:tblInd w:w="108" w:type="dxa"/>
+        <w:tblW w:w="9781" w:type="dxa"/>
+        <w:tblInd w:w="-8" w:type="dxa"/>
         <w:tblBorders>
           <w:top w:val="single" w:sz="6" w:space="0" w:color="auto"/>
           <w:left w:val="single" w:sz="6" w:space="0" w:color="auto"/>
@@ -109,18 +109,18 @@
         <w:tblLook w:val="0000" w:firstRow="0" w:lastRow="0" w:firstColumn="0" w:lastColumn="0" w:noHBand="0" w:noVBand="0"/>
       </w:tblPr>
       <w:tblGrid>
-        <w:gridCol w:w="3401"/>
-        <w:gridCol w:w="1134"/>
+        <w:gridCol w:w="3119"/>
+        <w:gridCol w:w="1532"/>
         <w:gridCol w:w="850"/>
         <w:gridCol w:w="850"/>
         <w:gridCol w:w="1247"/>
         <w:gridCol w:w="1247"/>
-        <w:gridCol w:w="1247"/>
+        <w:gridCol w:w="936"/>
       </w:tblGrid>
       <w:tr>
         <w:tc>
           <w:tcPr>
-            <w:tcW w:w="3401" w:type="dxa"/>
+            <w:tcW w:w="3119" w:type="dxa"/>
             <w:vMerge w:val="restart"/>
             <w:shd w:val="clear" w:color="auto" w:fill="F2F2F2"/>
             <w:vAlign w:val="center"/>
@@ -136,7 +136,7 @@
         </w:tc>
         <w:tc>
           <w:tcPr>
-            <w:tcW w:w="1134" w:type="dxa"/>
+            <w:tcW w:w="1532" w:type="dxa"/>
             <w:vMerge w:val="restart"/>
             <w:shd w:val="clear" w:color="auto" w:fill="F2F2F2"/>
             <w:vAlign w:val="center"/>
@@ -194,7 +194,7 @@
         </w:tc>
         <w:tc>
           <w:tcPr>
-            <w:tcW w:w="3741" w:type="dxa"/>
+            <w:tcW w:w="3430" w:type="dxa"/>
             <w:gridSpan w:val="3"/>
             <w:shd w:val="clear" w:color="auto" w:fill="F2F2F2"/>
             <w:vAlign w:val="center"/>
@@ -213,7 +213,7 @@
       <w:tr>
         <w:tc>
           <w:tcPr>
-            <w:tcW w:w="3401" w:type="dxa"/>
+            <w:tcW w:w="3119" w:type="dxa"/>
             <w:vMerge/>
             <w:vAlign w:val="center"/>
           </w:tcPr>
@@ -225,7 +225,7 @@
         </w:tc>
         <w:tc>
           <w:tcPr>
-            <w:tcW w:w="1134" w:type="dxa"/>
+            <w:tcW w:w="1532" w:type="dxa"/>
             <w:vMerge/>
             <w:vAlign w:val="center"/>
           </w:tcPr>
@@ -302,7 +302,7 @@
         </w:tc>
         <w:tc>
           <w:tcPr>
-            <w:tcW w:w="1247" w:type="dxa"/>
+            <w:tcW w:w="936" w:type="dxa"/>
             <w:shd w:val="clear" w:color="auto" w:fill="F2F2F2"/>
             <w:vAlign w:val="center"/>
           </w:tcPr>
@@ -323,20 +323,18 @@
       <w:tr>
         <w:tc>
           <w:tcPr>
-            <w:tcW w:w="3401" w:type="dxa"/>
-            <w:vAlign w:val="center"/>
-          </w:tcPr>
-          <w:p>
-            <w:pPr>
-              <w:spacing w:line="240" w:lineRule="auto"/>
-              <w:jc w:val="left"/>
-            </w:pPr>
-          </w:p>
-        </w:tc>
-        <w:tc>
-          <w:tcPr>
-            <w:tcW w:w="1134" w:type="dxa"/>
-            <w:vAlign w:val="center"/>
+            <w:tcW w:w="3119" w:type="dxa"/>
+          </w:tcPr>
+          <w:p>
+            <w:pPr>
+              <w:spacing w:line="240" w:lineRule="auto"/>
+              <w:jc w:val="left"/>
+            </w:pPr>
+          </w:p>
+        </w:tc>
+        <w:tc>
+          <w:tcPr>
+            <w:tcW w:w="1532" w:type="dxa"/>
           </w:tcPr>
           <w:p>
             <w:pPr>
@@ -348,7 +346,6 @@
         <w:tc>
           <w:tcPr>
             <w:tcW w:w="850" w:type="dxa"/>
-            <w:vAlign w:val="center"/>
           </w:tcPr>
           <w:p>
             <w:pPr>
@@ -395,6 +392,65 @@
         </w:tc>
         <w:tc>
           <w:tcPr>
+            <w:tcW w:w="936" w:type="dxa"/>
+            <w:vAlign w:val="center"/>
+          </w:tcPr>
+          <w:p>
+            <w:pPr>
+              <w:spacing w:line="240" w:lineRule="auto"/>
+              <w:jc w:val="left"/>
+            </w:pPr>
+          </w:p>
+        </w:tc>
+      </w:tr>
+      <w:tr>
+        <w:tc>
+          <w:tcPr>
+            <w:tcW w:w="3119" w:type="dxa"/>
+          </w:tcPr>
+          <w:p>
+            <w:pPr>
+              <w:spacing w:line="240" w:lineRule="auto"/>
+              <w:jc w:val="left"/>
+            </w:pPr>
+          </w:p>
+        </w:tc>
+        <w:tc>
+          <w:tcPr>
+            <w:tcW w:w="1532" w:type="dxa"/>
+          </w:tcPr>
+          <w:p>
+            <w:pPr>
+              <w:spacing w:line="240" w:lineRule="auto"/>
+              <w:jc w:val="left"/>
+            </w:pPr>
+          </w:p>
+        </w:tc>
+        <w:tc>
+          <w:tcPr>
+            <w:tcW w:w="850" w:type="dxa"/>
+          </w:tcPr>
+          <w:p>
+            <w:pPr>
+              <w:spacing w:line="240" w:lineRule="auto"/>
+              <w:jc w:val="left"/>
+            </w:pPr>
+          </w:p>
+        </w:tc>
+        <w:tc>
+          <w:tcPr>
+            <w:tcW w:w="850" w:type="dxa"/>
+            <w:vAlign w:val="center"/>
+          </w:tcPr>
+          <w:p>
+            <w:pPr>
+              <w:spacing w:line="240" w:lineRule="auto"/>
+              <w:jc w:val="left"/>
+            </w:pPr>
+          </w:p>
+        </w:tc>
+        <w:tc>
+          <w:tcPr>
             <w:tcW w:w="1247" w:type="dxa"/>
             <w:vAlign w:val="center"/>
           </w:tcPr>
@@ -405,24 +461,46 @@
             </w:pPr>
           </w:p>
         </w:tc>
-      </w:tr>
-      <w:tr>
-        <w:tc>
-          <w:tcPr>
-            <w:tcW w:w="3401" w:type="dxa"/>
-            <w:vAlign w:val="center"/>
-          </w:tcPr>
-          <w:p>
-            <w:pPr>
-              <w:spacing w:line="240" w:lineRule="auto"/>
-              <w:jc w:val="left"/>
-            </w:pPr>
-          </w:p>
-        </w:tc>
-        <w:tc>
-          <w:tcPr>
-            <w:tcW w:w="1134" w:type="dxa"/>
-            <w:vAlign w:val="center"/>
+        <w:tc>
+          <w:tcPr>
+            <w:tcW w:w="1247" w:type="dxa"/>
+            <w:vAlign w:val="center"/>
+          </w:tcPr>
+          <w:p>
+            <w:pPr>
+              <w:spacing w:line="240" w:lineRule="auto"/>
+              <w:jc w:val="left"/>
+            </w:pPr>
+          </w:p>
+        </w:tc>
+        <w:tc>
+          <w:tcPr>
+            <w:tcW w:w="936" w:type="dxa"/>
+            <w:vAlign w:val="center"/>
+          </w:tcPr>
+          <w:p>
+            <w:pPr>
+              <w:spacing w:line="240" w:lineRule="auto"/>
+              <w:jc w:val="left"/>
+            </w:pPr>
+          </w:p>
+        </w:tc>
+      </w:tr>
+      <w:tr>
+        <w:tc>
+          <w:tcPr>
+            <w:tcW w:w="3119" w:type="dxa"/>
+          </w:tcPr>
+          <w:p>
+            <w:pPr>
+              <w:spacing w:line="240" w:lineRule="auto"/>
+              <w:jc w:val="left"/>
+            </w:pPr>
+          </w:p>
+        </w:tc>
+        <w:tc>
+          <w:tcPr>
+            <w:tcW w:w="1532" w:type="dxa"/>
           </w:tcPr>
           <w:p>
             <w:pPr>
@@ -434,7 +512,6 @@
         <w:tc>
           <w:tcPr>
             <w:tcW w:w="850" w:type="dxa"/>
-            <w:vAlign w:val="center"/>
           </w:tcPr>
           <w:p>
             <w:pPr>
@@ -457,6 +534,67 @@
         </w:tc>
         <w:tc>
           <w:tcPr>
+            <w:tcW w:w="3430" w:type="dxa"/>
+            <w:gridSpan w:val="3"/>
+            <w:vAlign w:val="center"/>
+          </w:tcPr>
+          <w:p>
+            <w:pPr>
+              <w:spacing w:line="240" w:lineRule="auto"/>
+              <w:ind w:left="2835" w:hanging="2835"/>
+              <w:jc w:val="left"/>
+            </w:pPr>
+          </w:p>
+        </w:tc>
+      </w:tr>
+      <w:tr>
+        <w:tc>
+          <w:tcPr>
+            <w:tcW w:w="3119" w:type="dxa"/>
+          </w:tcPr>
+          <w:p>
+            <w:pPr>
+              <w:spacing w:line="240" w:lineRule="auto"/>
+              <w:jc w:val="left"/>
+            </w:pPr>
+          </w:p>
+        </w:tc>
+        <w:tc>
+          <w:tcPr>
+            <w:tcW w:w="1532" w:type="dxa"/>
+          </w:tcPr>
+          <w:p>
+            <w:pPr>
+              <w:spacing w:line="240" w:lineRule="auto"/>
+              <w:jc w:val="left"/>
+            </w:pPr>
+          </w:p>
+        </w:tc>
+        <w:tc>
+          <w:tcPr>
+            <w:tcW w:w="850" w:type="dxa"/>
+          </w:tcPr>
+          <w:p>
+            <w:pPr>
+              <w:spacing w:line="240" w:lineRule="auto"/>
+              <w:jc w:val="left"/>
+            </w:pPr>
+          </w:p>
+        </w:tc>
+        <w:tc>
+          <w:tcPr>
+            <w:tcW w:w="850" w:type="dxa"/>
+            <w:vAlign w:val="center"/>
+          </w:tcPr>
+          <w:p>
+            <w:pPr>
+              <w:spacing w:line="240" w:lineRule="auto"/>
+              <w:jc w:val="left"/>
+            </w:pPr>
+          </w:p>
+        </w:tc>
+        <w:tc>
+          <w:tcPr>
             <w:tcW w:w="1247" w:type="dxa"/>
             <w:vAlign w:val="center"/>
           </w:tcPr>
@@ -481,7 +619,580 @@
         </w:tc>
         <w:tc>
           <w:tcPr>
+            <w:tcW w:w="936" w:type="dxa"/>
+            <w:vAlign w:val="center"/>
+          </w:tcPr>
+          <w:p>
+            <w:pPr>
+              <w:spacing w:line="240" w:lineRule="auto"/>
+              <w:jc w:val="left"/>
+            </w:pPr>
+          </w:p>
+        </w:tc>
+      </w:tr>
+      <w:tr>
+        <w:tc>
+          <w:tcPr>
+            <w:tcW w:w="3119" w:type="dxa"/>
+          </w:tcPr>
+          <w:p>
+            <w:pPr>
+              <w:spacing w:line="240" w:lineRule="auto"/>
+              <w:jc w:val="left"/>
+            </w:pPr>
+          </w:p>
+        </w:tc>
+        <w:tc>
+          <w:tcPr>
+            <w:tcW w:w="1532" w:type="dxa"/>
+          </w:tcPr>
+          <w:p>
+            <w:pPr>
+              <w:spacing w:line="240" w:lineRule="auto"/>
+              <w:jc w:val="left"/>
+            </w:pPr>
+          </w:p>
+        </w:tc>
+        <w:tc>
+          <w:tcPr>
+            <w:tcW w:w="850" w:type="dxa"/>
+          </w:tcPr>
+          <w:p>
+            <w:pPr>
+              <w:spacing w:line="240" w:lineRule="auto"/>
+              <w:jc w:val="left"/>
+            </w:pPr>
+          </w:p>
+        </w:tc>
+        <w:tc>
+          <w:tcPr>
+            <w:tcW w:w="850" w:type="dxa"/>
+            <w:vAlign w:val="center"/>
+          </w:tcPr>
+          <w:p>
+            <w:pPr>
+              <w:spacing w:line="240" w:lineRule="auto"/>
+              <w:jc w:val="left"/>
+            </w:pPr>
+          </w:p>
+        </w:tc>
+        <w:tc>
+          <w:tcPr>
             <w:tcW w:w="1247" w:type="dxa"/>
+            <w:vAlign w:val="center"/>
+          </w:tcPr>
+          <w:p>
+            <w:pPr>
+              <w:spacing w:line="240" w:lineRule="auto"/>
+              <w:jc w:val="left"/>
+            </w:pPr>
+          </w:p>
+        </w:tc>
+        <w:tc>
+          <w:tcPr>
+            <w:tcW w:w="1247" w:type="dxa"/>
+            <w:vAlign w:val="center"/>
+          </w:tcPr>
+          <w:p>
+            <w:pPr>
+              <w:spacing w:line="240" w:lineRule="auto"/>
+              <w:jc w:val="left"/>
+            </w:pPr>
+          </w:p>
+        </w:tc>
+        <w:tc>
+          <w:tcPr>
+            <w:tcW w:w="936" w:type="dxa"/>
+            <w:vAlign w:val="center"/>
+          </w:tcPr>
+          <w:p>
+            <w:pPr>
+              <w:spacing w:line="240" w:lineRule="auto"/>
+              <w:jc w:val="left"/>
+            </w:pPr>
+          </w:p>
+        </w:tc>
+      </w:tr>
+      <w:tr>
+        <w:tc>
+          <w:tcPr>
+            <w:tcW w:w="3119" w:type="dxa"/>
+          </w:tcPr>
+          <w:p>
+            <w:pPr>
+              <w:spacing w:line="240" w:lineRule="auto"/>
+              <w:jc w:val="left"/>
+              <w:rPr>
+                <w:color w:val="4EA72E"/>
+              </w:rPr>
+            </w:pPr>
+          </w:p>
+        </w:tc>
+        <w:tc>
+          <w:tcPr>
+            <w:tcW w:w="1532" w:type="dxa"/>
+          </w:tcPr>
+          <w:p>
+            <w:pPr>
+              <w:spacing w:line="240" w:lineRule="auto"/>
+              <w:jc w:val="left"/>
+            </w:pPr>
+          </w:p>
+        </w:tc>
+        <w:tc>
+          <w:tcPr>
+            <w:tcW w:w="850" w:type="dxa"/>
+          </w:tcPr>
+          <w:p>
+            <w:pPr>
+              <w:spacing w:line="240" w:lineRule="auto"/>
+              <w:jc w:val="left"/>
+            </w:pPr>
+          </w:p>
+        </w:tc>
+        <w:tc>
+          <w:tcPr>
+            <w:tcW w:w="850" w:type="dxa"/>
+            <w:vAlign w:val="center"/>
+          </w:tcPr>
+          <w:p>
+            <w:pPr>
+              <w:spacing w:line="240" w:lineRule="auto"/>
+              <w:jc w:val="left"/>
+            </w:pPr>
+          </w:p>
+        </w:tc>
+        <w:tc>
+          <w:tcPr>
+            <w:tcW w:w="1247" w:type="dxa"/>
+            <w:vAlign w:val="center"/>
+          </w:tcPr>
+          <w:p>
+            <w:pPr>
+              <w:spacing w:line="240" w:lineRule="auto"/>
+              <w:jc w:val="left"/>
+            </w:pPr>
+          </w:p>
+        </w:tc>
+        <w:tc>
+          <w:tcPr>
+            <w:tcW w:w="1247" w:type="dxa"/>
+            <w:vAlign w:val="center"/>
+          </w:tcPr>
+          <w:p>
+            <w:pPr>
+              <w:spacing w:line="240" w:lineRule="auto"/>
+              <w:jc w:val="left"/>
+            </w:pPr>
+          </w:p>
+        </w:tc>
+        <w:tc>
+          <w:tcPr>
+            <w:tcW w:w="936" w:type="dxa"/>
+            <w:vAlign w:val="center"/>
+          </w:tcPr>
+          <w:p>
+            <w:pPr>
+              <w:spacing w:line="240" w:lineRule="auto"/>
+              <w:jc w:val="left"/>
+            </w:pPr>
+          </w:p>
+        </w:tc>
+      </w:tr>
+      <w:tr>
+        <w:tc>
+          <w:tcPr>
+            <w:tcW w:w="3119" w:type="dxa"/>
+          </w:tcPr>
+          <w:p>
+            <w:pPr>
+              <w:spacing w:line="240" w:lineRule="auto"/>
+              <w:jc w:val="left"/>
+              <w:rPr>
+                <w:color w:val="4EA72E"/>
+              </w:rPr>
+            </w:pPr>
+          </w:p>
+        </w:tc>
+        <w:tc>
+          <w:tcPr>
+            <w:tcW w:w="1532" w:type="dxa"/>
+          </w:tcPr>
+          <w:p>
+            <w:pPr>
+              <w:spacing w:line="240" w:lineRule="auto"/>
+              <w:jc w:val="left"/>
+            </w:pPr>
+          </w:p>
+        </w:tc>
+        <w:tc>
+          <w:tcPr>
+            <w:tcW w:w="850" w:type="dxa"/>
+          </w:tcPr>
+          <w:p>
+            <w:pPr>
+              <w:spacing w:line="240" w:lineRule="auto"/>
+              <w:jc w:val="left"/>
+            </w:pPr>
+          </w:p>
+        </w:tc>
+        <w:tc>
+          <w:tcPr>
+            <w:tcW w:w="850" w:type="dxa"/>
+            <w:vAlign w:val="center"/>
+          </w:tcPr>
+          <w:p>
+            <w:pPr>
+              <w:spacing w:line="240" w:lineRule="auto"/>
+              <w:jc w:val="left"/>
+            </w:pPr>
+          </w:p>
+        </w:tc>
+        <w:tc>
+          <w:tcPr>
+            <w:tcW w:w="1247" w:type="dxa"/>
+            <w:vAlign w:val="center"/>
+          </w:tcPr>
+          <w:p>
+            <w:pPr>
+              <w:spacing w:line="240" w:lineRule="auto"/>
+              <w:jc w:val="left"/>
+            </w:pPr>
+          </w:p>
+        </w:tc>
+        <w:tc>
+          <w:tcPr>
+            <w:tcW w:w="1247" w:type="dxa"/>
+            <w:vAlign w:val="center"/>
+          </w:tcPr>
+          <w:p>
+            <w:pPr>
+              <w:spacing w:line="240" w:lineRule="auto"/>
+              <w:jc w:val="left"/>
+            </w:pPr>
+          </w:p>
+        </w:tc>
+        <w:tc>
+          <w:tcPr>
+            <w:tcW w:w="936" w:type="dxa"/>
+            <w:vAlign w:val="center"/>
+          </w:tcPr>
+          <w:p>
+            <w:pPr>
+              <w:spacing w:line="240" w:lineRule="auto"/>
+              <w:jc w:val="left"/>
+            </w:pPr>
+          </w:p>
+        </w:tc>
+      </w:tr>
+      <w:tr>
+        <w:tc>
+          <w:tcPr>
+            <w:tcW w:w="3119" w:type="dxa"/>
+          </w:tcPr>
+          <w:p>
+            <w:pPr>
+              <w:spacing w:line="240" w:lineRule="auto"/>
+              <w:jc w:val="left"/>
+              <w:rPr>
+                <w:color w:val="4EA72E"/>
+              </w:rPr>
+            </w:pPr>
+          </w:p>
+        </w:tc>
+        <w:tc>
+          <w:tcPr>
+            <w:tcW w:w="1532" w:type="dxa"/>
+          </w:tcPr>
+          <w:p>
+            <w:pPr>
+              <w:spacing w:line="240" w:lineRule="auto"/>
+              <w:jc w:val="left"/>
+            </w:pPr>
+          </w:p>
+        </w:tc>
+        <w:tc>
+          <w:tcPr>
+            <w:tcW w:w="850" w:type="dxa"/>
+          </w:tcPr>
+          <w:p>
+            <w:pPr>
+              <w:spacing w:line="240" w:lineRule="auto"/>
+              <w:jc w:val="left"/>
+            </w:pPr>
+          </w:p>
+        </w:tc>
+        <w:tc>
+          <w:tcPr>
+            <w:tcW w:w="850" w:type="dxa"/>
+            <w:vAlign w:val="center"/>
+          </w:tcPr>
+          <w:p>
+            <w:pPr>
+              <w:spacing w:line="240" w:lineRule="auto"/>
+              <w:jc w:val="left"/>
+            </w:pPr>
+          </w:p>
+        </w:tc>
+        <w:tc>
+          <w:tcPr>
+            <w:tcW w:w="1247" w:type="dxa"/>
+            <w:vAlign w:val="center"/>
+          </w:tcPr>
+          <w:p>
+            <w:pPr>
+              <w:spacing w:line="240" w:lineRule="auto"/>
+              <w:jc w:val="left"/>
+            </w:pPr>
+          </w:p>
+        </w:tc>
+        <w:tc>
+          <w:tcPr>
+            <w:tcW w:w="1247" w:type="dxa"/>
+            <w:vAlign w:val="center"/>
+          </w:tcPr>
+          <w:p>
+            <w:pPr>
+              <w:spacing w:line="240" w:lineRule="auto"/>
+              <w:jc w:val="left"/>
+            </w:pPr>
+          </w:p>
+        </w:tc>
+        <w:tc>
+          <w:tcPr>
+            <w:tcW w:w="936" w:type="dxa"/>
+            <w:vAlign w:val="center"/>
+          </w:tcPr>
+          <w:p>
+            <w:pPr>
+              <w:spacing w:line="240" w:lineRule="auto"/>
+              <w:jc w:val="left"/>
+            </w:pPr>
+          </w:p>
+        </w:tc>
+      </w:tr>
+      <w:tr>
+        <w:tc>
+          <w:tcPr>
+            <w:tcW w:w="3119" w:type="dxa"/>
+          </w:tcPr>
+          <w:p>
+            <w:pPr>
+              <w:spacing w:line="240" w:lineRule="auto"/>
+              <w:jc w:val="left"/>
+              <w:rPr>
+                <w:color w:val="FF99FF"/>
+              </w:rPr>
+            </w:pPr>
+          </w:p>
+        </w:tc>
+        <w:tc>
+          <w:tcPr>
+            <w:tcW w:w="1532" w:type="dxa"/>
+          </w:tcPr>
+          <w:p>
+            <w:pPr>
+              <w:spacing w:line="240" w:lineRule="auto"/>
+              <w:jc w:val="left"/>
+            </w:pPr>
+          </w:p>
+        </w:tc>
+        <w:tc>
+          <w:tcPr>
+            <w:tcW w:w="850" w:type="dxa"/>
+          </w:tcPr>
+          <w:p>
+            <w:pPr>
+              <w:spacing w:line="240" w:lineRule="auto"/>
+              <w:jc w:val="left"/>
+            </w:pPr>
+          </w:p>
+        </w:tc>
+        <w:tc>
+          <w:tcPr>
+            <w:tcW w:w="850" w:type="dxa"/>
+            <w:vAlign w:val="center"/>
+          </w:tcPr>
+          <w:p>
+            <w:pPr>
+              <w:spacing w:line="240" w:lineRule="auto"/>
+              <w:jc w:val="left"/>
+            </w:pPr>
+          </w:p>
+        </w:tc>
+        <w:tc>
+          <w:tcPr>
+            <w:tcW w:w="1247" w:type="dxa"/>
+            <w:vAlign w:val="center"/>
+          </w:tcPr>
+          <w:p>
+            <w:pPr>
+              <w:spacing w:line="240" w:lineRule="auto"/>
+              <w:jc w:val="left"/>
+            </w:pPr>
+          </w:p>
+        </w:tc>
+        <w:tc>
+          <w:tcPr>
+            <w:tcW w:w="1247" w:type="dxa"/>
+            <w:vAlign w:val="center"/>
+          </w:tcPr>
+          <w:p>
+            <w:pPr>
+              <w:spacing w:line="240" w:lineRule="auto"/>
+              <w:jc w:val="left"/>
+            </w:pPr>
+          </w:p>
+        </w:tc>
+        <w:tc>
+          <w:tcPr>
+            <w:tcW w:w="936" w:type="dxa"/>
+            <w:vAlign w:val="center"/>
+          </w:tcPr>
+          <w:p>
+            <w:pPr>
+              <w:spacing w:line="240" w:lineRule="auto"/>
+              <w:jc w:val="left"/>
+            </w:pPr>
+          </w:p>
+        </w:tc>
+      </w:tr>
+      <w:tr>
+        <w:tc>
+          <w:tcPr>
+            <w:tcW w:w="3119" w:type="dxa"/>
+          </w:tcPr>
+          <w:p>
+            <w:pPr>
+              <w:spacing w:line="240" w:lineRule="auto"/>
+              <w:jc w:val="left"/>
+              <w:rPr>
+                <w:color w:val="FF99FF"/>
+              </w:rPr>
+            </w:pPr>
+          </w:p>
+        </w:tc>
+        <w:tc>
+          <w:tcPr>
+            <w:tcW w:w="1532" w:type="dxa"/>
+          </w:tcPr>
+          <w:p>
+            <w:pPr>
+              <w:spacing w:line="240" w:lineRule="auto"/>
+              <w:jc w:val="left"/>
+            </w:pPr>
+          </w:p>
+        </w:tc>
+        <w:tc>
+          <w:tcPr>
+            <w:tcW w:w="850" w:type="dxa"/>
+          </w:tcPr>
+          <w:p>
+            <w:pPr>
+              <w:spacing w:line="240" w:lineRule="auto"/>
+              <w:jc w:val="left"/>
+            </w:pPr>
+          </w:p>
+        </w:tc>
+        <w:tc>
+          <w:tcPr>
+            <w:tcW w:w="850" w:type="dxa"/>
+            <w:vAlign w:val="center"/>
+          </w:tcPr>
+          <w:p>
+            <w:pPr>
+              <w:spacing w:line="240" w:lineRule="auto"/>
+              <w:jc w:val="left"/>
+            </w:pPr>
+          </w:p>
+        </w:tc>
+        <w:tc>
+          <w:tcPr>
+            <w:tcW w:w="3430" w:type="dxa"/>
+            <w:gridSpan w:val="3"/>
+            <w:vAlign w:val="center"/>
+          </w:tcPr>
+          <w:p>
+            <w:pPr>
+              <w:spacing w:line="240" w:lineRule="auto"/>
+              <w:jc w:val="left"/>
+            </w:pPr>
+          </w:p>
+        </w:tc>
+      </w:tr>
+      <w:tr>
+        <w:tc>
+          <w:tcPr>
+            <w:tcW w:w="3119" w:type="dxa"/>
+          </w:tcPr>
+          <w:p>
+            <w:pPr>
+              <w:spacing w:line="240" w:lineRule="auto"/>
+              <w:jc w:val="left"/>
+            </w:pPr>
+          </w:p>
+        </w:tc>
+        <w:tc>
+          <w:tcPr>
+            <w:tcW w:w="1532" w:type="dxa"/>
+          </w:tcPr>
+          <w:p>
+            <w:pPr>
+              <w:spacing w:line="240" w:lineRule="auto"/>
+              <w:jc w:val="left"/>
+            </w:pPr>
+          </w:p>
+        </w:tc>
+        <w:tc>
+          <w:tcPr>
+            <w:tcW w:w="850" w:type="dxa"/>
+          </w:tcPr>
+          <w:p>
+            <w:pPr>
+              <w:spacing w:line="240" w:lineRule="auto"/>
+              <w:jc w:val="left"/>
+            </w:pPr>
+          </w:p>
+        </w:tc>
+        <w:tc>
+          <w:tcPr>
+            <w:tcW w:w="850" w:type="dxa"/>
+            <w:vAlign w:val="center"/>
+          </w:tcPr>
+          <w:p>
+            <w:pPr>
+              <w:spacing w:line="240" w:lineRule="auto"/>
+              <w:jc w:val="left"/>
+            </w:pPr>
+          </w:p>
+        </w:tc>
+        <w:tc>
+          <w:tcPr>
+            <w:tcW w:w="1247" w:type="dxa"/>
+            <w:vAlign w:val="center"/>
+          </w:tcPr>
+          <w:p>
+            <w:pPr>
+              <w:spacing w:line="240" w:lineRule="auto"/>
+              <w:jc w:val="left"/>
+            </w:pPr>
+          </w:p>
+        </w:tc>
+        <w:tc>
+          <w:tcPr>
+            <w:tcW w:w="1247" w:type="dxa"/>
+            <w:vAlign w:val="center"/>
+          </w:tcPr>
+          <w:p>
+            <w:pPr>
+              <w:spacing w:line="240" w:lineRule="auto"/>
+              <w:jc w:val="left"/>
+            </w:pPr>
+          </w:p>
+        </w:tc>
+        <w:tc>
+          <w:tcPr>
+            <w:tcW w:w="936" w:type="dxa"/>
             <w:vAlign w:val="center"/>
           </w:tcPr>
           <w:p>
@@ -584,7 +1295,6 @@
         <w:tc>
           <w:tcPr>
             <w:tcW w:w="3402" w:type="dxa"/>
-            <w:vAlign w:val="center"/>
           </w:tcPr>
           <w:p>
             <w:pPr>
@@ -610,7 +1320,131 @@
         <w:tc>
           <w:tcPr>
             <w:tcW w:w="3402" w:type="dxa"/>
-            <w:vAlign w:val="center"/>
+          </w:tcPr>
+          <w:p>
+            <w:pPr>
+              <w:spacing w:line="240" w:lineRule="auto"/>
+              <w:jc w:val="left"/>
+            </w:pPr>
+          </w:p>
+        </w:tc>
+        <w:tc>
+          <w:tcPr>
+            <w:tcW w:w="6350" w:type="dxa"/>
+            <w:vAlign w:val="center"/>
+          </w:tcPr>
+          <w:p>
+            <w:pPr>
+              <w:spacing w:line="240" w:lineRule="auto"/>
+              <w:jc w:val="left"/>
+            </w:pPr>
+          </w:p>
+        </w:tc>
+      </w:tr>
+      <w:tr>
+        <w:tc>
+          <w:tcPr>
+            <w:tcW w:w="3402" w:type="dxa"/>
+          </w:tcPr>
+          <w:p>
+            <w:pPr>
+              <w:spacing w:line="240" w:lineRule="auto"/>
+              <w:jc w:val="left"/>
+            </w:pPr>
+          </w:p>
+        </w:tc>
+        <w:tc>
+          <w:tcPr>
+            <w:tcW w:w="6350" w:type="dxa"/>
+            <w:vAlign w:val="center"/>
+          </w:tcPr>
+          <w:p>
+            <w:pPr>
+              <w:spacing w:line="240" w:lineRule="auto"/>
+              <w:jc w:val="left"/>
+            </w:pPr>
+          </w:p>
+        </w:tc>
+      </w:tr>
+      <w:tr>
+        <w:tc>
+          <w:tcPr>
+            <w:tcW w:w="3402" w:type="dxa"/>
+          </w:tcPr>
+          <w:p>
+            <w:pPr>
+              <w:spacing w:line="240" w:lineRule="auto"/>
+              <w:jc w:val="left"/>
+            </w:pPr>
+          </w:p>
+        </w:tc>
+        <w:tc>
+          <w:tcPr>
+            <w:tcW w:w="6350" w:type="dxa"/>
+            <w:vAlign w:val="center"/>
+          </w:tcPr>
+          <w:p>
+            <w:pPr>
+              <w:spacing w:line="240" w:lineRule="auto"/>
+              <w:jc w:val="left"/>
+            </w:pPr>
+          </w:p>
+        </w:tc>
+      </w:tr>
+      <w:tr>
+        <w:tc>
+          <w:tcPr>
+            <w:tcW w:w="3402" w:type="dxa"/>
+          </w:tcPr>
+          <w:p>
+            <w:pPr>
+              <w:spacing w:line="240" w:lineRule="auto"/>
+              <w:jc w:val="left"/>
+            </w:pPr>
+          </w:p>
+        </w:tc>
+        <w:tc>
+          <w:tcPr>
+            <w:tcW w:w="6350" w:type="dxa"/>
+            <w:vAlign w:val="center"/>
+          </w:tcPr>
+          <w:p>
+            <w:pPr>
+              <w:spacing w:line="240" w:lineRule="auto"/>
+              <w:jc w:val="left"/>
+            </w:pPr>
+          </w:p>
+        </w:tc>
+      </w:tr>
+      <w:tr>
+        <w:tc>
+          <w:tcPr>
+            <w:tcW w:w="3402" w:type="dxa"/>
+          </w:tcPr>
+          <w:p>
+            <w:pPr>
+              <w:spacing w:line="240" w:lineRule="auto"/>
+              <w:jc w:val="left"/>
+            </w:pPr>
+          </w:p>
+        </w:tc>
+        <w:tc>
+          <w:tcPr>
+            <w:tcW w:w="6350" w:type="dxa"/>
+            <w:vAlign w:val="center"/>
+          </w:tcPr>
+          <w:p>
+            <w:pPr>
+              <w:spacing w:line="240" w:lineRule="auto"/>
+              <w:jc w:val="left"/>
+            </w:pPr>
+          </w:p>
+        </w:tc>
+      </w:tr>
+      <w:tr>
+        <w:tc>
+          <w:tcPr>
+            <w:tcW w:w="3402" w:type="dxa"/>
           </w:tcPr>
           <w:p>
             <w:pPr>
@@ -659,6 +1493,12 @@
         <w:t xml:space="preserve"> </w:t>
       </w:r>
     </w:p>
+    <w:p/>
+    <w:p/>
+    <w:p/>
+    <w:p/>
+    <w:p/>
+    <w:p/>
     <w:p/>
     <w:p>
       <w:pPr>
@@ -669,6 +1509,7 @@
         <w:rPr>
           <w:b/>
         </w:rPr>
+        <w:lastRenderedPageBreak/>
         <w:t>Gefahrenpotential</w:t>
       </w:r>
       <w:r>
@@ -810,7 +1651,6 @@
               <w:bottom w:val="single" w:sz="6" w:space="0" w:color="auto"/>
               <w:right w:val="single" w:sz="6" w:space="0" w:color="auto"/>
             </w:tcBorders>
-            <w:vAlign w:val="center"/>
           </w:tcPr>
           <w:p>
             <w:pPr>
@@ -905,7 +1745,658 @@
               <w:bottom w:val="single" w:sz="6" w:space="0" w:color="auto"/>
               <w:right w:val="single" w:sz="6" w:space="0" w:color="auto"/>
             </w:tcBorders>
-            <w:vAlign w:val="center"/>
+          </w:tcPr>
+          <w:p>
+            <w:pPr>
+              <w:spacing w:line="240" w:lineRule="auto"/>
+              <w:jc w:val="left"/>
+            </w:pPr>
+          </w:p>
+        </w:tc>
+        <w:tc>
+          <w:tcPr>
+            <w:tcW w:w="2126" w:type="dxa"/>
+            <w:tcBorders>
+              <w:top w:val="single" w:sz="6" w:space="0" w:color="auto"/>
+              <w:left w:val="single" w:sz="6" w:space="0" w:color="auto"/>
+              <w:bottom w:val="single" w:sz="6" w:space="0" w:color="auto"/>
+              <w:right w:val="single" w:sz="6" w:space="0" w:color="auto"/>
+            </w:tcBorders>
+            <w:vAlign w:val="center"/>
+          </w:tcPr>
+          <w:p>
+            <w:pPr>
+              <w:spacing w:line="240" w:lineRule="auto"/>
+              <w:jc w:val="left"/>
+            </w:pPr>
+          </w:p>
+        </w:tc>
+        <w:tc>
+          <w:tcPr>
+            <w:tcW w:w="1701" w:type="dxa"/>
+            <w:tcBorders>
+              <w:top w:val="single" w:sz="6" w:space="0" w:color="auto"/>
+              <w:left w:val="single" w:sz="6" w:space="0" w:color="auto"/>
+              <w:bottom w:val="single" w:sz="6" w:space="0" w:color="auto"/>
+              <w:right w:val="single" w:sz="6" w:space="0" w:color="auto"/>
+            </w:tcBorders>
+            <w:vAlign w:val="center"/>
+          </w:tcPr>
+          <w:p>
+            <w:pPr>
+              <w:spacing w:line="240" w:lineRule="auto"/>
+              <w:jc w:val="left"/>
+            </w:pPr>
+          </w:p>
+        </w:tc>
+        <w:tc>
+          <w:tcPr>
+            <w:tcW w:w="1985" w:type="dxa"/>
+            <w:tcBorders>
+              <w:top w:val="single" w:sz="6" w:space="0" w:color="auto"/>
+              <w:left w:val="single" w:sz="6" w:space="0" w:color="auto"/>
+              <w:bottom w:val="single" w:sz="6" w:space="0" w:color="auto"/>
+              <w:right w:val="single" w:sz="6" w:space="0" w:color="auto"/>
+            </w:tcBorders>
+            <w:vAlign w:val="center"/>
+          </w:tcPr>
+          <w:p>
+            <w:pPr>
+              <w:spacing w:line="240" w:lineRule="auto"/>
+              <w:jc w:val="left"/>
+            </w:pPr>
+          </w:p>
+        </w:tc>
+        <w:tc>
+          <w:tcPr>
+            <w:tcW w:w="1959" w:type="dxa"/>
+            <w:tcBorders>
+              <w:top w:val="single" w:sz="6" w:space="0" w:color="auto"/>
+              <w:left w:val="single" w:sz="6" w:space="0" w:color="auto"/>
+              <w:bottom w:val="single" w:sz="6" w:space="0" w:color="auto"/>
+              <w:right w:val="single" w:sz="6" w:space="0" w:color="auto"/>
+            </w:tcBorders>
+            <w:vAlign w:val="center"/>
+          </w:tcPr>
+          <w:p>
+            <w:pPr>
+              <w:spacing w:line="240" w:lineRule="auto"/>
+              <w:jc w:val="left"/>
+              <w:rPr>
+                <w:lang w:val="en-GB"/>
+              </w:rPr>
+            </w:pPr>
+          </w:p>
+        </w:tc>
+      </w:tr>
+      <w:tr>
+        <w:tc>
+          <w:tcPr>
+            <w:tcW w:w="1869" w:type="dxa"/>
+            <w:tcBorders>
+              <w:top w:val="single" w:sz="6" w:space="0" w:color="auto"/>
+              <w:left w:val="single" w:sz="6" w:space="0" w:color="auto"/>
+              <w:bottom w:val="single" w:sz="6" w:space="0" w:color="auto"/>
+              <w:right w:val="single" w:sz="6" w:space="0" w:color="auto"/>
+            </w:tcBorders>
+          </w:tcPr>
+          <w:p>
+            <w:pPr>
+              <w:spacing w:line="240" w:lineRule="auto"/>
+              <w:jc w:val="left"/>
+            </w:pPr>
+          </w:p>
+        </w:tc>
+        <w:tc>
+          <w:tcPr>
+            <w:tcW w:w="2126" w:type="dxa"/>
+            <w:tcBorders>
+              <w:top w:val="single" w:sz="6" w:space="0" w:color="auto"/>
+              <w:left w:val="single" w:sz="6" w:space="0" w:color="auto"/>
+              <w:bottom w:val="single" w:sz="6" w:space="0" w:color="auto"/>
+              <w:right w:val="single" w:sz="6" w:space="0" w:color="auto"/>
+            </w:tcBorders>
+            <w:vAlign w:val="center"/>
+          </w:tcPr>
+          <w:p>
+            <w:pPr>
+              <w:spacing w:line="240" w:lineRule="auto"/>
+              <w:jc w:val="left"/>
+            </w:pPr>
+          </w:p>
+        </w:tc>
+        <w:tc>
+          <w:tcPr>
+            <w:tcW w:w="1701" w:type="dxa"/>
+            <w:tcBorders>
+              <w:top w:val="single" w:sz="6" w:space="0" w:color="auto"/>
+              <w:left w:val="single" w:sz="6" w:space="0" w:color="auto"/>
+              <w:bottom w:val="single" w:sz="6" w:space="0" w:color="auto"/>
+              <w:right w:val="single" w:sz="6" w:space="0" w:color="auto"/>
+            </w:tcBorders>
+            <w:vAlign w:val="center"/>
+          </w:tcPr>
+          <w:p>
+            <w:pPr>
+              <w:spacing w:line="240" w:lineRule="auto"/>
+              <w:jc w:val="left"/>
+            </w:pPr>
+          </w:p>
+        </w:tc>
+        <w:tc>
+          <w:tcPr>
+            <w:tcW w:w="1985" w:type="dxa"/>
+            <w:tcBorders>
+              <w:top w:val="single" w:sz="6" w:space="0" w:color="auto"/>
+              <w:left w:val="single" w:sz="6" w:space="0" w:color="auto"/>
+              <w:bottom w:val="single" w:sz="6" w:space="0" w:color="auto"/>
+              <w:right w:val="single" w:sz="6" w:space="0" w:color="auto"/>
+            </w:tcBorders>
+            <w:vAlign w:val="center"/>
+          </w:tcPr>
+          <w:p>
+            <w:pPr>
+              <w:spacing w:line="240" w:lineRule="auto"/>
+              <w:jc w:val="left"/>
+            </w:pPr>
+          </w:p>
+        </w:tc>
+        <w:tc>
+          <w:tcPr>
+            <w:tcW w:w="1959" w:type="dxa"/>
+            <w:tcBorders>
+              <w:top w:val="single" w:sz="6" w:space="0" w:color="auto"/>
+              <w:left w:val="single" w:sz="6" w:space="0" w:color="auto"/>
+              <w:bottom w:val="single" w:sz="6" w:space="0" w:color="auto"/>
+              <w:right w:val="single" w:sz="6" w:space="0" w:color="auto"/>
+            </w:tcBorders>
+            <w:vAlign w:val="center"/>
+          </w:tcPr>
+          <w:p>
+            <w:pPr>
+              <w:spacing w:line="240" w:lineRule="auto"/>
+              <w:jc w:val="left"/>
+              <w:rPr>
+                <w:lang w:val="en-GB"/>
+              </w:rPr>
+            </w:pPr>
+          </w:p>
+        </w:tc>
+      </w:tr>
+      <w:tr>
+        <w:tc>
+          <w:tcPr>
+            <w:tcW w:w="1869" w:type="dxa"/>
+            <w:tcBorders>
+              <w:top w:val="single" w:sz="6" w:space="0" w:color="auto"/>
+              <w:left w:val="single" w:sz="6" w:space="0" w:color="auto"/>
+              <w:bottom w:val="single" w:sz="6" w:space="0" w:color="auto"/>
+              <w:right w:val="single" w:sz="6" w:space="0" w:color="auto"/>
+            </w:tcBorders>
+          </w:tcPr>
+          <w:p>
+            <w:pPr>
+              <w:spacing w:line="240" w:lineRule="auto"/>
+              <w:jc w:val="left"/>
+            </w:pPr>
+          </w:p>
+        </w:tc>
+        <w:tc>
+          <w:tcPr>
+            <w:tcW w:w="2126" w:type="dxa"/>
+            <w:tcBorders>
+              <w:top w:val="single" w:sz="6" w:space="0" w:color="auto"/>
+              <w:left w:val="single" w:sz="6" w:space="0" w:color="auto"/>
+              <w:bottom w:val="single" w:sz="6" w:space="0" w:color="auto"/>
+              <w:right w:val="single" w:sz="6" w:space="0" w:color="auto"/>
+            </w:tcBorders>
+            <w:vAlign w:val="center"/>
+          </w:tcPr>
+          <w:p>
+            <w:pPr>
+              <w:spacing w:line="240" w:lineRule="auto"/>
+              <w:jc w:val="left"/>
+            </w:pPr>
+          </w:p>
+        </w:tc>
+        <w:tc>
+          <w:tcPr>
+            <w:tcW w:w="1701" w:type="dxa"/>
+            <w:tcBorders>
+              <w:top w:val="single" w:sz="6" w:space="0" w:color="auto"/>
+              <w:left w:val="single" w:sz="6" w:space="0" w:color="auto"/>
+              <w:bottom w:val="single" w:sz="6" w:space="0" w:color="auto"/>
+              <w:right w:val="single" w:sz="6" w:space="0" w:color="auto"/>
+            </w:tcBorders>
+            <w:vAlign w:val="center"/>
+          </w:tcPr>
+          <w:p>
+            <w:pPr>
+              <w:spacing w:line="240" w:lineRule="auto"/>
+              <w:jc w:val="left"/>
+            </w:pPr>
+          </w:p>
+        </w:tc>
+        <w:tc>
+          <w:tcPr>
+            <w:tcW w:w="1985" w:type="dxa"/>
+            <w:tcBorders>
+              <w:top w:val="single" w:sz="6" w:space="0" w:color="auto"/>
+              <w:left w:val="single" w:sz="6" w:space="0" w:color="auto"/>
+              <w:bottom w:val="single" w:sz="6" w:space="0" w:color="auto"/>
+              <w:right w:val="single" w:sz="6" w:space="0" w:color="auto"/>
+            </w:tcBorders>
+            <w:vAlign w:val="center"/>
+          </w:tcPr>
+          <w:p>
+            <w:pPr>
+              <w:spacing w:line="240" w:lineRule="auto"/>
+              <w:jc w:val="left"/>
+            </w:pPr>
+          </w:p>
+        </w:tc>
+        <w:tc>
+          <w:tcPr>
+            <w:tcW w:w="1959" w:type="dxa"/>
+            <w:tcBorders>
+              <w:top w:val="single" w:sz="6" w:space="0" w:color="auto"/>
+              <w:left w:val="single" w:sz="6" w:space="0" w:color="auto"/>
+              <w:bottom w:val="single" w:sz="6" w:space="0" w:color="auto"/>
+              <w:right w:val="single" w:sz="6" w:space="0" w:color="auto"/>
+            </w:tcBorders>
+            <w:vAlign w:val="center"/>
+          </w:tcPr>
+          <w:p>
+            <w:pPr>
+              <w:spacing w:line="240" w:lineRule="auto"/>
+              <w:jc w:val="left"/>
+            </w:pPr>
+          </w:p>
+        </w:tc>
+      </w:tr>
+      <w:tr>
+        <w:tc>
+          <w:tcPr>
+            <w:tcW w:w="1869" w:type="dxa"/>
+            <w:tcBorders>
+              <w:top w:val="single" w:sz="6" w:space="0" w:color="auto"/>
+              <w:left w:val="single" w:sz="6" w:space="0" w:color="auto"/>
+              <w:bottom w:val="single" w:sz="6" w:space="0" w:color="auto"/>
+              <w:right w:val="single" w:sz="6" w:space="0" w:color="auto"/>
+            </w:tcBorders>
+          </w:tcPr>
+          <w:p>
+            <w:pPr>
+              <w:spacing w:line="240" w:lineRule="auto"/>
+              <w:jc w:val="left"/>
+            </w:pPr>
+          </w:p>
+        </w:tc>
+        <w:tc>
+          <w:tcPr>
+            <w:tcW w:w="2126" w:type="dxa"/>
+            <w:tcBorders>
+              <w:top w:val="single" w:sz="6" w:space="0" w:color="auto"/>
+              <w:left w:val="single" w:sz="6" w:space="0" w:color="auto"/>
+              <w:bottom w:val="single" w:sz="6" w:space="0" w:color="auto"/>
+              <w:right w:val="single" w:sz="6" w:space="0" w:color="auto"/>
+            </w:tcBorders>
+            <w:vAlign w:val="center"/>
+          </w:tcPr>
+          <w:p>
+            <w:pPr>
+              <w:spacing w:line="240" w:lineRule="auto"/>
+              <w:jc w:val="left"/>
+            </w:pPr>
+          </w:p>
+        </w:tc>
+        <w:tc>
+          <w:tcPr>
+            <w:tcW w:w="1701" w:type="dxa"/>
+            <w:tcBorders>
+              <w:top w:val="single" w:sz="6" w:space="0" w:color="auto"/>
+              <w:left w:val="single" w:sz="6" w:space="0" w:color="auto"/>
+              <w:bottom w:val="single" w:sz="6" w:space="0" w:color="auto"/>
+              <w:right w:val="single" w:sz="6" w:space="0" w:color="auto"/>
+            </w:tcBorders>
+            <w:vAlign w:val="center"/>
+          </w:tcPr>
+          <w:p>
+            <w:pPr>
+              <w:spacing w:line="240" w:lineRule="auto"/>
+              <w:jc w:val="left"/>
+            </w:pPr>
+          </w:p>
+        </w:tc>
+        <w:tc>
+          <w:tcPr>
+            <w:tcW w:w="1985" w:type="dxa"/>
+            <w:tcBorders>
+              <w:top w:val="single" w:sz="6" w:space="0" w:color="auto"/>
+              <w:left w:val="single" w:sz="6" w:space="0" w:color="auto"/>
+              <w:bottom w:val="single" w:sz="6" w:space="0" w:color="auto"/>
+              <w:right w:val="single" w:sz="6" w:space="0" w:color="auto"/>
+            </w:tcBorders>
+            <w:vAlign w:val="center"/>
+          </w:tcPr>
+          <w:p>
+            <w:pPr>
+              <w:spacing w:line="240" w:lineRule="auto"/>
+              <w:jc w:val="left"/>
+            </w:pPr>
+          </w:p>
+        </w:tc>
+        <w:tc>
+          <w:tcPr>
+            <w:tcW w:w="1959" w:type="dxa"/>
+            <w:tcBorders>
+              <w:top w:val="single" w:sz="6" w:space="0" w:color="auto"/>
+              <w:left w:val="single" w:sz="6" w:space="0" w:color="auto"/>
+              <w:bottom w:val="single" w:sz="6" w:space="0" w:color="auto"/>
+              <w:right w:val="single" w:sz="6" w:space="0" w:color="auto"/>
+            </w:tcBorders>
+            <w:vAlign w:val="center"/>
+          </w:tcPr>
+          <w:p>
+            <w:pPr>
+              <w:spacing w:line="240" w:lineRule="auto"/>
+              <w:jc w:val="left"/>
+              <w:rPr>
+                <w:lang w:val="en-GB"/>
+              </w:rPr>
+            </w:pPr>
+          </w:p>
+        </w:tc>
+      </w:tr>
+      <w:tr>
+        <w:tc>
+          <w:tcPr>
+            <w:tcW w:w="1869" w:type="dxa"/>
+            <w:tcBorders>
+              <w:top w:val="single" w:sz="6" w:space="0" w:color="auto"/>
+              <w:left w:val="single" w:sz="6" w:space="0" w:color="auto"/>
+              <w:bottom w:val="single" w:sz="6" w:space="0" w:color="auto"/>
+              <w:right w:val="single" w:sz="6" w:space="0" w:color="auto"/>
+            </w:tcBorders>
+          </w:tcPr>
+          <w:p>
+            <w:pPr>
+              <w:spacing w:line="240" w:lineRule="auto"/>
+              <w:jc w:val="left"/>
+            </w:pPr>
+          </w:p>
+        </w:tc>
+        <w:tc>
+          <w:tcPr>
+            <w:tcW w:w="2126" w:type="dxa"/>
+            <w:tcBorders>
+              <w:top w:val="single" w:sz="6" w:space="0" w:color="auto"/>
+              <w:left w:val="single" w:sz="6" w:space="0" w:color="auto"/>
+              <w:bottom w:val="single" w:sz="6" w:space="0" w:color="auto"/>
+              <w:right w:val="single" w:sz="6" w:space="0" w:color="auto"/>
+            </w:tcBorders>
+            <w:vAlign w:val="center"/>
+          </w:tcPr>
+          <w:p>
+            <w:pPr>
+              <w:spacing w:line="240" w:lineRule="auto"/>
+              <w:jc w:val="left"/>
+            </w:pPr>
+          </w:p>
+        </w:tc>
+        <w:tc>
+          <w:tcPr>
+            <w:tcW w:w="1701" w:type="dxa"/>
+            <w:tcBorders>
+              <w:top w:val="single" w:sz="6" w:space="0" w:color="auto"/>
+              <w:left w:val="single" w:sz="6" w:space="0" w:color="auto"/>
+              <w:bottom w:val="single" w:sz="6" w:space="0" w:color="auto"/>
+              <w:right w:val="single" w:sz="6" w:space="0" w:color="auto"/>
+            </w:tcBorders>
+            <w:vAlign w:val="center"/>
+          </w:tcPr>
+          <w:p>
+            <w:pPr>
+              <w:spacing w:line="240" w:lineRule="auto"/>
+              <w:jc w:val="left"/>
+            </w:pPr>
+          </w:p>
+        </w:tc>
+        <w:tc>
+          <w:tcPr>
+            <w:tcW w:w="1985" w:type="dxa"/>
+            <w:tcBorders>
+              <w:top w:val="single" w:sz="6" w:space="0" w:color="auto"/>
+              <w:left w:val="single" w:sz="6" w:space="0" w:color="auto"/>
+              <w:bottom w:val="single" w:sz="6" w:space="0" w:color="auto"/>
+              <w:right w:val="single" w:sz="6" w:space="0" w:color="auto"/>
+            </w:tcBorders>
+            <w:vAlign w:val="center"/>
+          </w:tcPr>
+          <w:p>
+            <w:pPr>
+              <w:spacing w:line="240" w:lineRule="auto"/>
+              <w:jc w:val="left"/>
+            </w:pPr>
+          </w:p>
+        </w:tc>
+        <w:tc>
+          <w:tcPr>
+            <w:tcW w:w="1959" w:type="dxa"/>
+            <w:tcBorders>
+              <w:top w:val="single" w:sz="6" w:space="0" w:color="auto"/>
+              <w:left w:val="single" w:sz="6" w:space="0" w:color="auto"/>
+              <w:bottom w:val="single" w:sz="6" w:space="0" w:color="auto"/>
+              <w:right w:val="single" w:sz="6" w:space="0" w:color="auto"/>
+            </w:tcBorders>
+            <w:vAlign w:val="center"/>
+          </w:tcPr>
+          <w:p>
+            <w:pPr>
+              <w:spacing w:line="240" w:lineRule="auto"/>
+              <w:jc w:val="left"/>
+            </w:pPr>
+          </w:p>
+        </w:tc>
+      </w:tr>
+      <w:tr>
+        <w:tc>
+          <w:tcPr>
+            <w:tcW w:w="1869" w:type="dxa"/>
+            <w:tcBorders>
+              <w:top w:val="single" w:sz="6" w:space="0" w:color="auto"/>
+              <w:left w:val="single" w:sz="6" w:space="0" w:color="auto"/>
+              <w:bottom w:val="single" w:sz="6" w:space="0" w:color="auto"/>
+              <w:right w:val="single" w:sz="6" w:space="0" w:color="auto"/>
+            </w:tcBorders>
+          </w:tcPr>
+          <w:p>
+            <w:pPr>
+              <w:spacing w:line="240" w:lineRule="auto"/>
+              <w:jc w:val="left"/>
+            </w:pPr>
+          </w:p>
+        </w:tc>
+        <w:tc>
+          <w:tcPr>
+            <w:tcW w:w="2126" w:type="dxa"/>
+            <w:tcBorders>
+              <w:top w:val="single" w:sz="6" w:space="0" w:color="auto"/>
+              <w:left w:val="single" w:sz="6" w:space="0" w:color="auto"/>
+              <w:bottom w:val="single" w:sz="6" w:space="0" w:color="auto"/>
+              <w:right w:val="single" w:sz="6" w:space="0" w:color="auto"/>
+            </w:tcBorders>
+            <w:vAlign w:val="center"/>
+          </w:tcPr>
+          <w:p>
+            <w:pPr>
+              <w:spacing w:line="240" w:lineRule="auto"/>
+              <w:jc w:val="left"/>
+            </w:pPr>
+          </w:p>
+        </w:tc>
+        <w:tc>
+          <w:tcPr>
+            <w:tcW w:w="1701" w:type="dxa"/>
+            <w:tcBorders>
+              <w:top w:val="single" w:sz="6" w:space="0" w:color="auto"/>
+              <w:left w:val="single" w:sz="6" w:space="0" w:color="auto"/>
+              <w:bottom w:val="single" w:sz="6" w:space="0" w:color="auto"/>
+              <w:right w:val="single" w:sz="6" w:space="0" w:color="auto"/>
+            </w:tcBorders>
+            <w:vAlign w:val="center"/>
+          </w:tcPr>
+          <w:p>
+            <w:pPr>
+              <w:spacing w:line="240" w:lineRule="auto"/>
+              <w:jc w:val="left"/>
+            </w:pPr>
+          </w:p>
+        </w:tc>
+        <w:tc>
+          <w:tcPr>
+            <w:tcW w:w="1985" w:type="dxa"/>
+            <w:tcBorders>
+              <w:top w:val="single" w:sz="6" w:space="0" w:color="auto"/>
+              <w:left w:val="single" w:sz="6" w:space="0" w:color="auto"/>
+              <w:bottom w:val="single" w:sz="6" w:space="0" w:color="auto"/>
+              <w:right w:val="single" w:sz="6" w:space="0" w:color="auto"/>
+            </w:tcBorders>
+            <w:vAlign w:val="center"/>
+          </w:tcPr>
+          <w:p>
+            <w:pPr>
+              <w:spacing w:line="240" w:lineRule="auto"/>
+              <w:jc w:val="left"/>
+            </w:pPr>
+          </w:p>
+        </w:tc>
+        <w:tc>
+          <w:tcPr>
+            <w:tcW w:w="1959" w:type="dxa"/>
+            <w:tcBorders>
+              <w:top w:val="single" w:sz="6" w:space="0" w:color="auto"/>
+              <w:left w:val="single" w:sz="6" w:space="0" w:color="auto"/>
+              <w:bottom w:val="single" w:sz="6" w:space="0" w:color="auto"/>
+              <w:right w:val="single" w:sz="6" w:space="0" w:color="auto"/>
+            </w:tcBorders>
+            <w:vAlign w:val="center"/>
+          </w:tcPr>
+          <w:p>
+            <w:pPr>
+              <w:spacing w:line="240" w:lineRule="auto"/>
+              <w:jc w:val="left"/>
+              <w:rPr>
+                <w:lang w:val="en-GB"/>
+              </w:rPr>
+            </w:pPr>
+          </w:p>
+        </w:tc>
+      </w:tr>
+      <w:tr>
+        <w:tc>
+          <w:tcPr>
+            <w:tcW w:w="1869" w:type="dxa"/>
+            <w:tcBorders>
+              <w:top w:val="single" w:sz="6" w:space="0" w:color="auto"/>
+              <w:left w:val="single" w:sz="6" w:space="0" w:color="auto"/>
+              <w:bottom w:val="single" w:sz="6" w:space="0" w:color="auto"/>
+              <w:right w:val="single" w:sz="6" w:space="0" w:color="auto"/>
+            </w:tcBorders>
+          </w:tcPr>
+          <w:p>
+            <w:pPr>
+              <w:spacing w:line="240" w:lineRule="auto"/>
+              <w:jc w:val="left"/>
+            </w:pPr>
+          </w:p>
+        </w:tc>
+        <w:tc>
+          <w:tcPr>
+            <w:tcW w:w="2126" w:type="dxa"/>
+            <w:tcBorders>
+              <w:top w:val="single" w:sz="6" w:space="0" w:color="auto"/>
+              <w:left w:val="single" w:sz="6" w:space="0" w:color="auto"/>
+              <w:bottom w:val="single" w:sz="6" w:space="0" w:color="auto"/>
+              <w:right w:val="single" w:sz="6" w:space="0" w:color="auto"/>
+            </w:tcBorders>
+            <w:vAlign w:val="center"/>
+          </w:tcPr>
+          <w:p>
+            <w:pPr>
+              <w:spacing w:line="240" w:lineRule="auto"/>
+              <w:jc w:val="left"/>
+            </w:pPr>
+          </w:p>
+        </w:tc>
+        <w:tc>
+          <w:tcPr>
+            <w:tcW w:w="1701" w:type="dxa"/>
+            <w:tcBorders>
+              <w:top w:val="single" w:sz="6" w:space="0" w:color="auto"/>
+              <w:left w:val="single" w:sz="6" w:space="0" w:color="auto"/>
+              <w:bottom w:val="single" w:sz="6" w:space="0" w:color="auto"/>
+              <w:right w:val="single" w:sz="6" w:space="0" w:color="auto"/>
+            </w:tcBorders>
+            <w:vAlign w:val="center"/>
+          </w:tcPr>
+          <w:p>
+            <w:pPr>
+              <w:spacing w:line="240" w:lineRule="auto"/>
+              <w:jc w:val="left"/>
+            </w:pPr>
+          </w:p>
+        </w:tc>
+        <w:tc>
+          <w:tcPr>
+            <w:tcW w:w="1985" w:type="dxa"/>
+            <w:tcBorders>
+              <w:top w:val="single" w:sz="6" w:space="0" w:color="auto"/>
+              <w:left w:val="single" w:sz="6" w:space="0" w:color="auto"/>
+              <w:bottom w:val="single" w:sz="6" w:space="0" w:color="auto"/>
+              <w:right w:val="single" w:sz="6" w:space="0" w:color="auto"/>
+            </w:tcBorders>
+            <w:vAlign w:val="center"/>
+          </w:tcPr>
+          <w:p>
+            <w:pPr>
+              <w:spacing w:line="240" w:lineRule="auto"/>
+              <w:jc w:val="left"/>
+            </w:pPr>
+          </w:p>
+        </w:tc>
+        <w:tc>
+          <w:tcPr>
+            <w:tcW w:w="1959" w:type="dxa"/>
+            <w:tcBorders>
+              <w:top w:val="single" w:sz="6" w:space="0" w:color="auto"/>
+              <w:left w:val="single" w:sz="6" w:space="0" w:color="auto"/>
+              <w:bottom w:val="single" w:sz="6" w:space="0" w:color="auto"/>
+              <w:right w:val="single" w:sz="6" w:space="0" w:color="auto"/>
+            </w:tcBorders>
+            <w:vAlign w:val="center"/>
+          </w:tcPr>
+          <w:p>
+            <w:pPr>
+              <w:spacing w:line="240" w:lineRule="auto"/>
+              <w:jc w:val="left"/>
+              <w:rPr>
+                <w:lang w:val="en-GB"/>
+              </w:rPr>
+            </w:pPr>
+          </w:p>
+        </w:tc>
+      </w:tr>
+      <w:tr>
+        <w:tc>
+          <w:tcPr>
+            <w:tcW w:w="1869" w:type="dxa"/>
+            <w:tcBorders>
+              <w:top w:val="single" w:sz="6" w:space="0" w:color="auto"/>
+              <w:left w:val="single" w:sz="6" w:space="0" w:color="auto"/>
+              <w:bottom w:val="single" w:sz="6" w:space="0" w:color="auto"/>
+              <w:right w:val="single" w:sz="6" w:space="0" w:color="auto"/>
+            </w:tcBorders>
           </w:tcPr>
           <w:p>
             <w:pPr>
@@ -1038,113 +2529,251 @@
     </w:p>
     <w:tbl>
       <w:tblPr>
-        <w:tblW w:w="9978" w:type="dxa"/>
+        <w:tblW w:w="9665" w:type="dxa"/>
         <w:tblInd w:w="108" w:type="dxa"/>
         <w:tblLayout w:type="fixed"/>
         <w:tblLook w:val="0000" w:firstRow="0" w:lastRow="0" w:firstColumn="0" w:lastColumn="0" w:noHBand="0" w:noVBand="0"/>
       </w:tblPr>
       <w:tblGrid>
-        <w:gridCol w:w="9978"/>
+        <w:gridCol w:w="9665"/>
       </w:tblGrid>
       <w:tr>
         <w:tc>
           <w:tcPr>
-            <w:tcW w:w="9978" w:type="dxa"/>
-            <w:tcBorders>
-              <w:top w:val="single" w:sz="6" w:space="0" w:color="auto"/>
-              <w:left w:val="single" w:sz="6" w:space="0" w:color="auto"/>
-              <w:bottom w:val="single" w:sz="6" w:space="0" w:color="auto"/>
-              <w:right w:val="single" w:sz="6" w:space="0" w:color="auto"/>
-            </w:tcBorders>
-          </w:tcPr>
-          <w:p>
-            <w:pPr>
-              <w:spacing w:line="240" w:lineRule="auto"/>
-              <w:jc w:val="left"/>
-            </w:pPr>
-          </w:p>
-        </w:tc>
-      </w:tr>
-      <w:tr>
-        <w:tc>
-          <w:tcPr>
-            <w:tcW w:w="9978" w:type="dxa"/>
-            <w:tcBorders>
-              <w:top w:val="single" w:sz="6" w:space="0" w:color="auto"/>
-              <w:left w:val="single" w:sz="6" w:space="0" w:color="auto"/>
-              <w:bottom w:val="single" w:sz="6" w:space="0" w:color="auto"/>
-              <w:right w:val="single" w:sz="6" w:space="0" w:color="auto"/>
-            </w:tcBorders>
-          </w:tcPr>
-          <w:p>
-            <w:pPr>
-              <w:spacing w:line="240" w:lineRule="auto"/>
-              <w:jc w:val="left"/>
-            </w:pPr>
-          </w:p>
-        </w:tc>
-      </w:tr>
-      <w:tr>
-        <w:tc>
-          <w:tcPr>
-            <w:tcW w:w="9978" w:type="dxa"/>
-            <w:tcBorders>
-              <w:top w:val="single" w:sz="6" w:space="0" w:color="auto"/>
-              <w:left w:val="single" w:sz="6" w:space="0" w:color="auto"/>
-              <w:bottom w:val="single" w:sz="6" w:space="0" w:color="auto"/>
-              <w:right w:val="single" w:sz="6" w:space="0" w:color="auto"/>
-            </w:tcBorders>
-          </w:tcPr>
-          <w:p>
-            <w:pPr>
-              <w:spacing w:line="240" w:lineRule="auto"/>
-              <w:jc w:val="left"/>
-            </w:pPr>
-          </w:p>
-        </w:tc>
-      </w:tr>
-      <w:tr>
-        <w:tc>
-          <w:tcPr>
-            <w:tcW w:w="9978" w:type="dxa"/>
-            <w:tcBorders>
-              <w:top w:val="single" w:sz="6" w:space="0" w:color="auto"/>
-              <w:left w:val="single" w:sz="6" w:space="0" w:color="auto"/>
-              <w:bottom w:val="single" w:sz="6" w:space="0" w:color="auto"/>
-              <w:right w:val="single" w:sz="6" w:space="0" w:color="auto"/>
-            </w:tcBorders>
-          </w:tcPr>
-          <w:p>
-            <w:pPr>
-              <w:spacing w:line="240" w:lineRule="auto"/>
-              <w:jc w:val="left"/>
-            </w:pPr>
-          </w:p>
-        </w:tc>
-      </w:tr>
-      <w:tr>
-        <w:tc>
-          <w:tcPr>
-            <w:tcW w:w="9978" w:type="dxa"/>
-            <w:tcBorders>
-              <w:top w:val="single" w:sz="6" w:space="0" w:color="auto"/>
-              <w:left w:val="single" w:sz="6" w:space="0" w:color="auto"/>
-              <w:bottom w:val="single" w:sz="6" w:space="0" w:color="auto"/>
-              <w:right w:val="single" w:sz="6" w:space="0" w:color="auto"/>
-            </w:tcBorders>
-          </w:tcPr>
-          <w:p>
-            <w:pPr>
-              <w:spacing w:line="240" w:lineRule="auto"/>
-              <w:jc w:val="left"/>
-            </w:pPr>
-          </w:p>
-        </w:tc>
-      </w:tr>
-      <w:tr>
-        <w:tc>
-          <w:tcPr>
-            <w:tcW w:w="9978" w:type="dxa"/>
+            <w:tcW w:w="9665" w:type="dxa"/>
+            <w:tcBorders>
+              <w:top w:val="single" w:sz="6" w:space="0" w:color="auto"/>
+              <w:left w:val="single" w:sz="6" w:space="0" w:color="auto"/>
+              <w:bottom w:val="single" w:sz="6" w:space="0" w:color="auto"/>
+              <w:right w:val="single" w:sz="6" w:space="0" w:color="auto"/>
+            </w:tcBorders>
+          </w:tcPr>
+          <w:p>
+            <w:pPr>
+              <w:spacing w:line="240" w:lineRule="auto"/>
+              <w:jc w:val="left"/>
+            </w:pPr>
+          </w:p>
+        </w:tc>
+      </w:tr>
+      <w:tr>
+        <w:tc>
+          <w:tcPr>
+            <w:tcW w:w="9665" w:type="dxa"/>
+            <w:tcBorders>
+              <w:top w:val="single" w:sz="6" w:space="0" w:color="auto"/>
+              <w:left w:val="single" w:sz="6" w:space="0" w:color="auto"/>
+              <w:bottom w:val="single" w:sz="6" w:space="0" w:color="auto"/>
+              <w:right w:val="single" w:sz="6" w:space="0" w:color="auto"/>
+            </w:tcBorders>
+          </w:tcPr>
+          <w:p>
+            <w:pPr>
+              <w:spacing w:line="240" w:lineRule="auto"/>
+              <w:jc w:val="left"/>
+            </w:pPr>
+          </w:p>
+        </w:tc>
+      </w:tr>
+      <w:tr>
+        <w:tc>
+          <w:tcPr>
+            <w:tcW w:w="9665" w:type="dxa"/>
+            <w:tcBorders>
+              <w:top w:val="single" w:sz="6" w:space="0" w:color="auto"/>
+              <w:left w:val="single" w:sz="6" w:space="0" w:color="auto"/>
+              <w:bottom w:val="single" w:sz="6" w:space="0" w:color="auto"/>
+              <w:right w:val="single" w:sz="6" w:space="0" w:color="auto"/>
+            </w:tcBorders>
+          </w:tcPr>
+          <w:p>
+            <w:pPr>
+              <w:tabs>
+                <w:tab w:val="clear" w:pos="2835"/>
+                <w:tab w:val="clear" w:pos="5669"/>
+                <w:tab w:val="clear" w:pos="6803"/>
+                <w:tab w:val="left" w:pos="3420"/>
+              </w:tabs>
+              <w:spacing w:line="240" w:lineRule="auto"/>
+            </w:pPr>
+          </w:p>
+        </w:tc>
+      </w:tr>
+      <w:tr>
+        <w:tc>
+          <w:tcPr>
+            <w:tcW w:w="9665" w:type="dxa"/>
+            <w:tcBorders>
+              <w:top w:val="single" w:sz="6" w:space="0" w:color="auto"/>
+              <w:left w:val="single" w:sz="6" w:space="0" w:color="auto"/>
+              <w:bottom w:val="single" w:sz="6" w:space="0" w:color="auto"/>
+              <w:right w:val="single" w:sz="6" w:space="0" w:color="auto"/>
+            </w:tcBorders>
+          </w:tcPr>
+          <w:p>
+            <w:pPr>
+              <w:spacing w:line="240" w:lineRule="auto"/>
+              <w:jc w:val="left"/>
+            </w:pPr>
+          </w:p>
+        </w:tc>
+      </w:tr>
+      <w:tr>
+        <w:tc>
+          <w:tcPr>
+            <w:tcW w:w="9665" w:type="dxa"/>
+            <w:tcBorders>
+              <w:top w:val="single" w:sz="6" w:space="0" w:color="auto"/>
+              <w:left w:val="single" w:sz="6" w:space="0" w:color="auto"/>
+              <w:bottom w:val="single" w:sz="6" w:space="0" w:color="auto"/>
+              <w:right w:val="single" w:sz="6" w:space="0" w:color="auto"/>
+            </w:tcBorders>
+          </w:tcPr>
+          <w:p>
+            <w:pPr>
+              <w:spacing w:line="240" w:lineRule="auto"/>
+              <w:jc w:val="left"/>
+            </w:pPr>
+          </w:p>
+        </w:tc>
+      </w:tr>
+      <w:tr>
+        <w:tc>
+          <w:tcPr>
+            <w:tcW w:w="9665" w:type="dxa"/>
+            <w:tcBorders>
+              <w:top w:val="single" w:sz="6" w:space="0" w:color="auto"/>
+              <w:left w:val="single" w:sz="6" w:space="0" w:color="auto"/>
+              <w:bottom w:val="single" w:sz="6" w:space="0" w:color="auto"/>
+              <w:right w:val="single" w:sz="6" w:space="0" w:color="auto"/>
+            </w:tcBorders>
+          </w:tcPr>
+          <w:p>
+            <w:pPr>
+              <w:spacing w:line="240" w:lineRule="auto"/>
+              <w:jc w:val="left"/>
+            </w:pPr>
+          </w:p>
+        </w:tc>
+      </w:tr>
+      <w:tr>
+        <w:tc>
+          <w:tcPr>
+            <w:tcW w:w="9665" w:type="dxa"/>
+            <w:tcBorders>
+              <w:top w:val="single" w:sz="6" w:space="0" w:color="auto"/>
+              <w:left w:val="single" w:sz="6" w:space="0" w:color="auto"/>
+              <w:bottom w:val="single" w:sz="6" w:space="0" w:color="auto"/>
+              <w:right w:val="single" w:sz="6" w:space="0" w:color="auto"/>
+            </w:tcBorders>
+          </w:tcPr>
+          <w:p>
+            <w:pPr>
+              <w:spacing w:line="240" w:lineRule="auto"/>
+              <w:jc w:val="left"/>
+            </w:pPr>
+          </w:p>
+        </w:tc>
+      </w:tr>
+      <w:tr>
+        <w:tc>
+          <w:tcPr>
+            <w:tcW w:w="9665" w:type="dxa"/>
+            <w:tcBorders>
+              <w:top w:val="single" w:sz="6" w:space="0" w:color="auto"/>
+              <w:left w:val="single" w:sz="6" w:space="0" w:color="auto"/>
+              <w:bottom w:val="single" w:sz="6" w:space="0" w:color="auto"/>
+              <w:right w:val="single" w:sz="6" w:space="0" w:color="auto"/>
+            </w:tcBorders>
+          </w:tcPr>
+          <w:p>
+            <w:pPr>
+              <w:spacing w:line="240" w:lineRule="auto"/>
+              <w:jc w:val="left"/>
+            </w:pPr>
+          </w:p>
+        </w:tc>
+      </w:tr>
+      <w:tr>
+        <w:tc>
+          <w:tcPr>
+            <w:tcW w:w="9665" w:type="dxa"/>
+            <w:tcBorders>
+              <w:top w:val="single" w:sz="6" w:space="0" w:color="auto"/>
+              <w:left w:val="single" w:sz="6" w:space="0" w:color="auto"/>
+              <w:bottom w:val="single" w:sz="6" w:space="0" w:color="auto"/>
+              <w:right w:val="single" w:sz="6" w:space="0" w:color="auto"/>
+            </w:tcBorders>
+          </w:tcPr>
+          <w:p>
+            <w:pPr>
+              <w:spacing w:line="240" w:lineRule="auto"/>
+              <w:jc w:val="left"/>
+            </w:pPr>
+          </w:p>
+        </w:tc>
+      </w:tr>
+      <w:tr>
+        <w:tc>
+          <w:tcPr>
+            <w:tcW w:w="9665" w:type="dxa"/>
+            <w:tcBorders>
+              <w:top w:val="single" w:sz="6" w:space="0" w:color="auto"/>
+              <w:left w:val="single" w:sz="6" w:space="0" w:color="auto"/>
+              <w:bottom w:val="single" w:sz="6" w:space="0" w:color="auto"/>
+              <w:right w:val="single" w:sz="6" w:space="0" w:color="auto"/>
+            </w:tcBorders>
+          </w:tcPr>
+          <w:p>
+            <w:pPr>
+              <w:spacing w:line="240" w:lineRule="auto"/>
+              <w:jc w:val="left"/>
+            </w:pPr>
+          </w:p>
+        </w:tc>
+      </w:tr>
+      <w:tr>
+        <w:tc>
+          <w:tcPr>
+            <w:tcW w:w="9665" w:type="dxa"/>
+            <w:tcBorders>
+              <w:top w:val="single" w:sz="6" w:space="0" w:color="auto"/>
+              <w:left w:val="single" w:sz="6" w:space="0" w:color="auto"/>
+              <w:bottom w:val="single" w:sz="6" w:space="0" w:color="auto"/>
+              <w:right w:val="single" w:sz="6" w:space="0" w:color="auto"/>
+            </w:tcBorders>
+          </w:tcPr>
+          <w:p>
+            <w:pPr>
+              <w:spacing w:line="240" w:lineRule="auto"/>
+              <w:jc w:val="left"/>
+            </w:pPr>
+          </w:p>
+        </w:tc>
+      </w:tr>
+      <w:tr>
+        <w:tc>
+          <w:tcPr>
+            <w:tcW w:w="9665" w:type="dxa"/>
+            <w:tcBorders>
+              <w:top w:val="single" w:sz="6" w:space="0" w:color="auto"/>
+              <w:left w:val="single" w:sz="6" w:space="0" w:color="auto"/>
+              <w:bottom w:val="single" w:sz="6" w:space="0" w:color="auto"/>
+              <w:right w:val="single" w:sz="6" w:space="0" w:color="auto"/>
+            </w:tcBorders>
+          </w:tcPr>
+          <w:p>
+            <w:pPr>
+              <w:spacing w:line="240" w:lineRule="auto"/>
+              <w:jc w:val="left"/>
+            </w:pPr>
+          </w:p>
+        </w:tc>
+      </w:tr>
+      <w:tr>
+        <w:tc>
+          <w:tcPr>
+            <w:tcW w:w="9665" w:type="dxa"/>
             <w:tcBorders>
               <w:top w:val="single" w:sz="6" w:space="0" w:color="auto"/>
               <w:left w:val="single" w:sz="6" w:space="0" w:color="auto"/>
@@ -1161,6 +2790,14 @@
         </w:tc>
       </w:tr>
     </w:tbl>
+    <w:p>
+      <w:pPr>
+        <w:spacing w:after="120" w:line="240" w:lineRule="auto"/>
+        <w:rPr>
+          <w:b/>
+        </w:rPr>
+      </w:pPr>
+    </w:p>
     <w:p>
       <w:pPr>
         <w:shd w:val="clear" w:color="auto" w:fill="D9D9D9" w:themeFill="background1" w:themeFillShade="D9"/>
@@ -1184,12 +2821,12 @@
         <w:tblLook w:val="0000" w:firstRow="0" w:lastRow="0" w:firstColumn="0" w:lastColumn="0" w:noHBand="0" w:noVBand="0"/>
       </w:tblPr>
       <w:tblGrid>
-        <w:gridCol w:w="9865"/>
+        <w:gridCol w:w="9665"/>
       </w:tblGrid>
       <w:tr>
         <w:tc>
           <w:tcPr>
-            <w:tcW w:w="9865" w:type="dxa"/>
+            <w:tcW w:w="9665" w:type="dxa"/>
             <w:tcBorders>
               <w:top w:val="single" w:sz="6" w:space="0" w:color="auto"/>
               <w:left w:val="single" w:sz="6" w:space="0" w:color="auto"/>
@@ -1227,7 +2864,7 @@
     </w:p>
     <w:tbl>
       <w:tblPr>
-        <w:tblW w:w="9864" w:type="dxa"/>
+        <w:tblW w:w="9285" w:type="dxa"/>
         <w:tblInd w:w="108" w:type="dxa"/>
         <w:tblBorders>
           <w:top w:val="single" w:sz="6" w:space="0" w:color="auto"/>
@@ -1241,15 +2878,15 @@
         <w:tblLook w:val="0000" w:firstRow="0" w:lastRow="0" w:firstColumn="0" w:lastColumn="0" w:noHBand="0" w:noVBand="0"/>
       </w:tblPr>
       <w:tblGrid>
-        <w:gridCol w:w="3402"/>
-        <w:gridCol w:w="2154"/>
+        <w:gridCol w:w="3003"/>
+        <w:gridCol w:w="1974"/>
         <w:gridCol w:w="2154"/>
         <w:gridCol w:w="2154"/>
       </w:tblGrid>
       <w:tr>
         <w:tc>
           <w:tcPr>
-            <w:tcW w:w="3402" w:type="dxa"/>
+            <w:tcW w:w="3003" w:type="dxa"/>
             <w:vMerge w:val="restart"/>
             <w:shd w:val="clear" w:color="auto" w:fill="F2F2F2"/>
             <w:vAlign w:val="center"/>
@@ -1267,7 +2904,7 @@
         </w:tc>
         <w:tc>
           <w:tcPr>
-            <w:tcW w:w="6462" w:type="dxa"/>
+            <w:tcW w:w="6282" w:type="dxa"/>
             <w:gridSpan w:val="3"/>
             <w:shd w:val="clear" w:color="auto" w:fill="F2F2F2"/>
             <w:vAlign w:val="center"/>
@@ -1286,7 +2923,7 @@
       <w:tr>
         <w:tc>
           <w:tcPr>
-            <w:tcW w:w="3402" w:type="dxa"/>
+            <w:tcW w:w="3003" w:type="dxa"/>
             <w:vMerge/>
             <w:shd w:val="clear" w:color="auto" w:fill="F2F2F2"/>
           </w:tcPr>
@@ -1298,7 +2935,7 @@
         </w:tc>
         <w:tc>
           <w:tcPr>
-            <w:tcW w:w="2154" w:type="dxa"/>
+            <w:tcW w:w="1974" w:type="dxa"/>
             <w:shd w:val="clear" w:color="auto" w:fill="F2F2F2"/>
             <w:vAlign w:val="center"/>
           </w:tcPr>
@@ -1348,16 +2985,22 @@
       <w:tr>
         <w:tc>
           <w:tcPr>
-            <w:tcW w:w="3402" w:type="dxa"/>
-            <w:vAlign w:val="center"/>
-          </w:tcPr>
-          <w:p>
-            <w:pPr>
-              <w:spacing w:line="240" w:lineRule="auto"/>
-            </w:pPr>
-            <w:r>
-              <w:t>Magnesiumspäne</w:t>
-            </w:r>
+            <w:tcW w:w="3003" w:type="dxa"/>
+          </w:tcPr>
+          <w:p>
+            <w:pPr>
+              <w:spacing w:line="240" w:lineRule="auto"/>
+            </w:pPr>
+          </w:p>
+        </w:tc>
+        <w:tc>
+          <w:tcPr>
+            <w:tcW w:w="1974" w:type="dxa"/>
+          </w:tcPr>
+          <w:p>
+            <w:pPr>
+              <w:spacing w:line="240" w:lineRule="auto"/>
+            </w:pPr>
           </w:p>
         </w:tc>
         <w:tc>
@@ -1380,6 +3023,28 @@
             </w:pPr>
           </w:p>
         </w:tc>
+      </w:tr>
+      <w:tr>
+        <w:tc>
+          <w:tcPr>
+            <w:tcW w:w="3003" w:type="dxa"/>
+          </w:tcPr>
+          <w:p>
+            <w:pPr>
+              <w:spacing w:line="240" w:lineRule="auto"/>
+            </w:pPr>
+          </w:p>
+        </w:tc>
+        <w:tc>
+          <w:tcPr>
+            <w:tcW w:w="1974" w:type="dxa"/>
+          </w:tcPr>
+          <w:p>
+            <w:pPr>
+              <w:spacing w:line="240" w:lineRule="auto"/>
+            </w:pPr>
+          </w:p>
+        </w:tc>
         <w:tc>
           <w:tcPr>
             <w:tcW w:w="2154" w:type="dxa"/>
@@ -1390,22 +3055,6 @@
             </w:pPr>
           </w:p>
         </w:tc>
-      </w:tr>
-      <w:tr>
-        <w:tc>
-          <w:tcPr>
-            <w:tcW w:w="3402" w:type="dxa"/>
-            <w:vAlign w:val="center"/>
-          </w:tcPr>
-          <w:p>
-            <w:pPr>
-              <w:spacing w:line="240" w:lineRule="auto"/>
-            </w:pPr>
-            <w:r>
-              <w:t>Methanol</w:t>
-            </w:r>
-          </w:p>
-        </w:tc>
         <w:tc>
           <w:tcPr>
             <w:tcW w:w="2154" w:type="dxa"/>
@@ -1416,6 +3065,28 @@
             </w:pPr>
           </w:p>
         </w:tc>
+      </w:tr>
+      <w:tr>
+        <w:tc>
+          <w:tcPr>
+            <w:tcW w:w="3003" w:type="dxa"/>
+          </w:tcPr>
+          <w:p>
+            <w:pPr>
+              <w:spacing w:line="240" w:lineRule="auto"/>
+            </w:pPr>
+          </w:p>
+        </w:tc>
+        <w:tc>
+          <w:tcPr>
+            <w:tcW w:w="1974" w:type="dxa"/>
+          </w:tcPr>
+          <w:p>
+            <w:pPr>
+              <w:spacing w:line="240" w:lineRule="auto"/>
+            </w:pPr>
+          </w:p>
+        </w:tc>
         <w:tc>
           <w:tcPr>
             <w:tcW w:w="2154" w:type="dxa"/>
@@ -1423,6 +3094,259 @@
           <w:p>
             <w:pPr>
               <w:spacing w:line="240" w:lineRule="auto"/>
+            </w:pPr>
+          </w:p>
+        </w:tc>
+        <w:tc>
+          <w:tcPr>
+            <w:tcW w:w="2154" w:type="dxa"/>
+          </w:tcPr>
+          <w:p>
+            <w:pPr>
+              <w:spacing w:line="240" w:lineRule="auto"/>
+            </w:pPr>
+          </w:p>
+        </w:tc>
+      </w:tr>
+      <w:tr>
+        <w:tc>
+          <w:tcPr>
+            <w:tcW w:w="3003" w:type="dxa"/>
+          </w:tcPr>
+          <w:p>
+            <w:pPr>
+              <w:spacing w:line="240" w:lineRule="auto"/>
+            </w:pPr>
+          </w:p>
+        </w:tc>
+        <w:tc>
+          <w:tcPr>
+            <w:tcW w:w="1974" w:type="dxa"/>
+          </w:tcPr>
+          <w:p>
+            <w:pPr>
+              <w:spacing w:line="240" w:lineRule="auto"/>
+            </w:pPr>
+          </w:p>
+        </w:tc>
+        <w:tc>
+          <w:tcPr>
+            <w:tcW w:w="2154" w:type="dxa"/>
+          </w:tcPr>
+          <w:p>
+            <w:pPr>
+              <w:spacing w:line="240" w:lineRule="auto"/>
+            </w:pPr>
+          </w:p>
+        </w:tc>
+        <w:tc>
+          <w:tcPr>
+            <w:tcW w:w="2154" w:type="dxa"/>
+          </w:tcPr>
+          <w:p>
+            <w:pPr>
+              <w:spacing w:line="240" w:lineRule="auto"/>
+            </w:pPr>
+          </w:p>
+        </w:tc>
+      </w:tr>
+      <w:tr>
+        <w:tc>
+          <w:tcPr>
+            <w:tcW w:w="3003" w:type="dxa"/>
+          </w:tcPr>
+          <w:p>
+            <w:pPr>
+              <w:spacing w:line="240" w:lineRule="auto"/>
+            </w:pPr>
+          </w:p>
+        </w:tc>
+        <w:tc>
+          <w:tcPr>
+            <w:tcW w:w="1974" w:type="dxa"/>
+          </w:tcPr>
+          <w:p>
+            <w:pPr>
+              <w:spacing w:line="240" w:lineRule="auto"/>
+            </w:pPr>
+          </w:p>
+        </w:tc>
+        <w:tc>
+          <w:tcPr>
+            <w:tcW w:w="2154" w:type="dxa"/>
+          </w:tcPr>
+          <w:p>
+            <w:pPr>
+              <w:spacing w:line="240" w:lineRule="auto"/>
+            </w:pPr>
+          </w:p>
+        </w:tc>
+        <w:tc>
+          <w:tcPr>
+            <w:tcW w:w="2154" w:type="dxa"/>
+          </w:tcPr>
+          <w:p>
+            <w:pPr>
+              <w:spacing w:line="240" w:lineRule="auto"/>
+            </w:pPr>
+          </w:p>
+        </w:tc>
+      </w:tr>
+      <w:tr>
+        <w:tc>
+          <w:tcPr>
+            <w:tcW w:w="3003" w:type="dxa"/>
+          </w:tcPr>
+          <w:p>
+            <w:pPr>
+              <w:spacing w:line="240" w:lineRule="auto"/>
+            </w:pPr>
+          </w:p>
+        </w:tc>
+        <w:tc>
+          <w:tcPr>
+            <w:tcW w:w="1974" w:type="dxa"/>
+          </w:tcPr>
+          <w:p>
+            <w:pPr>
+              <w:spacing w:line="240" w:lineRule="auto"/>
+            </w:pPr>
+          </w:p>
+        </w:tc>
+        <w:tc>
+          <w:tcPr>
+            <w:tcW w:w="2154" w:type="dxa"/>
+          </w:tcPr>
+          <w:p>
+            <w:pPr>
+              <w:spacing w:line="240" w:lineRule="auto"/>
+            </w:pPr>
+          </w:p>
+        </w:tc>
+        <w:tc>
+          <w:tcPr>
+            <w:tcW w:w="2154" w:type="dxa"/>
+          </w:tcPr>
+          <w:p>
+            <w:pPr>
+              <w:spacing w:line="240" w:lineRule="auto"/>
+            </w:pPr>
+          </w:p>
+        </w:tc>
+      </w:tr>
+      <w:tr>
+        <w:tc>
+          <w:tcPr>
+            <w:tcW w:w="3003" w:type="dxa"/>
+          </w:tcPr>
+          <w:p>
+            <w:pPr>
+              <w:spacing w:line="240" w:lineRule="auto"/>
+            </w:pPr>
+          </w:p>
+        </w:tc>
+        <w:tc>
+          <w:tcPr>
+            <w:tcW w:w="1974" w:type="dxa"/>
+          </w:tcPr>
+          <w:p>
+            <w:pPr>
+              <w:spacing w:line="240" w:lineRule="auto"/>
+            </w:pPr>
+          </w:p>
+        </w:tc>
+        <w:tc>
+          <w:tcPr>
+            <w:tcW w:w="2154" w:type="dxa"/>
+          </w:tcPr>
+          <w:p>
+            <w:pPr>
+              <w:spacing w:line="240" w:lineRule="auto"/>
+            </w:pPr>
+          </w:p>
+        </w:tc>
+        <w:tc>
+          <w:tcPr>
+            <w:tcW w:w="2154" w:type="dxa"/>
+          </w:tcPr>
+          <w:p>
+            <w:pPr>
+              <w:spacing w:line="240" w:lineRule="auto"/>
+            </w:pPr>
+          </w:p>
+        </w:tc>
+      </w:tr>
+      <w:tr>
+        <w:tc>
+          <w:tcPr>
+            <w:tcW w:w="3003" w:type="dxa"/>
+          </w:tcPr>
+          <w:p>
+            <w:pPr>
+              <w:spacing w:line="240" w:lineRule="auto"/>
+            </w:pPr>
+          </w:p>
+        </w:tc>
+        <w:tc>
+          <w:tcPr>
+            <w:tcW w:w="1974" w:type="dxa"/>
+          </w:tcPr>
+          <w:p>
+            <w:pPr>
+              <w:spacing w:line="240" w:lineRule="auto"/>
+            </w:pPr>
+          </w:p>
+        </w:tc>
+        <w:tc>
+          <w:tcPr>
+            <w:tcW w:w="2154" w:type="dxa"/>
+          </w:tcPr>
+          <w:p>
+            <w:pPr>
+              <w:spacing w:line="240" w:lineRule="auto"/>
+            </w:pPr>
+          </w:p>
+        </w:tc>
+        <w:tc>
+          <w:tcPr>
+            <w:tcW w:w="2154" w:type="dxa"/>
+          </w:tcPr>
+          <w:p>
+            <w:pPr>
+              <w:spacing w:line="240" w:lineRule="auto"/>
+            </w:pPr>
+          </w:p>
+        </w:tc>
+      </w:tr>
+      <w:tr>
+        <w:tc>
+          <w:tcPr>
+            <w:tcW w:w="3003" w:type="dxa"/>
+          </w:tcPr>
+          <w:p>
+            <w:pPr>
+              <w:spacing w:line="240" w:lineRule="auto"/>
+            </w:pPr>
+          </w:p>
+        </w:tc>
+        <w:tc>
+          <w:tcPr>
+            <w:tcW w:w="1974" w:type="dxa"/>
+          </w:tcPr>
+          <w:p>
+            <w:pPr>
+              <w:spacing w:line="240" w:lineRule="auto"/>
+            </w:pPr>
+          </w:p>
+        </w:tc>
+        <w:tc>
+          <w:tcPr>
+            <w:tcW w:w="2154" w:type="dxa"/>
+          </w:tcPr>
+          <w:p>
+            <w:pPr>
+              <w:spacing w:line="240" w:lineRule="auto"/>
+              <w:jc w:val="right"/>
             </w:pPr>
           </w:p>
         </w:tc>
@@ -1450,6 +3374,7 @@
           <w:b/>
           <w:sz w:val="20"/>
         </w:rPr>
+        <w:lastRenderedPageBreak/>
         <w:t xml:space="preserve">K: </w:t>
       </w:r>
       <w:r>
@@ -1485,7 +3410,6 @@
           <w:bCs/>
           <w:sz w:val="20"/>
         </w:rPr>
-        <w:lastRenderedPageBreak/>
         <w:t>F:</w:t>
       </w:r>
       <w:r>
@@ -1654,7 +3578,6 @@
               <w:bottom w:val="single" w:sz="6" w:space="0" w:color="auto"/>
               <w:right w:val="single" w:sz="6" w:space="0" w:color="auto"/>
             </w:tcBorders>
-            <w:vAlign w:val="center"/>
           </w:tcPr>
           <w:p>
             <w:pPr>
@@ -1690,7 +3613,251 @@
               <w:bottom w:val="single" w:sz="6" w:space="0" w:color="auto"/>
               <w:right w:val="single" w:sz="6" w:space="0" w:color="auto"/>
             </w:tcBorders>
-            <w:vAlign w:val="center"/>
+          </w:tcPr>
+          <w:p>
+            <w:pPr>
+              <w:spacing w:line="240" w:lineRule="auto"/>
+              <w:jc w:val="left"/>
+            </w:pPr>
+          </w:p>
+        </w:tc>
+        <w:tc>
+          <w:tcPr>
+            <w:tcW w:w="6463" w:type="dxa"/>
+            <w:tcBorders>
+              <w:top w:val="single" w:sz="6" w:space="0" w:color="auto"/>
+              <w:left w:val="single" w:sz="6" w:space="0" w:color="auto"/>
+              <w:bottom w:val="single" w:sz="6" w:space="0" w:color="auto"/>
+            </w:tcBorders>
+            <w:vAlign w:val="center"/>
+          </w:tcPr>
+          <w:p>
+            <w:pPr>
+              <w:spacing w:line="240" w:lineRule="auto"/>
+              <w:jc w:val="left"/>
+            </w:pPr>
+          </w:p>
+        </w:tc>
+      </w:tr>
+      <w:tr>
+        <w:tc>
+          <w:tcPr>
+            <w:tcW w:w="3402" w:type="dxa"/>
+            <w:tcBorders>
+              <w:top w:val="single" w:sz="6" w:space="0" w:color="auto"/>
+              <w:bottom w:val="single" w:sz="6" w:space="0" w:color="auto"/>
+              <w:right w:val="single" w:sz="6" w:space="0" w:color="auto"/>
+            </w:tcBorders>
+          </w:tcPr>
+          <w:p>
+            <w:pPr>
+              <w:spacing w:line="240" w:lineRule="auto"/>
+              <w:jc w:val="left"/>
+            </w:pPr>
+          </w:p>
+        </w:tc>
+        <w:tc>
+          <w:tcPr>
+            <w:tcW w:w="6463" w:type="dxa"/>
+            <w:tcBorders>
+              <w:top w:val="single" w:sz="6" w:space="0" w:color="auto"/>
+              <w:left w:val="single" w:sz="6" w:space="0" w:color="auto"/>
+              <w:bottom w:val="single" w:sz="6" w:space="0" w:color="auto"/>
+            </w:tcBorders>
+            <w:vAlign w:val="center"/>
+          </w:tcPr>
+          <w:p>
+            <w:pPr>
+              <w:spacing w:line="240" w:lineRule="auto"/>
+              <w:jc w:val="left"/>
+            </w:pPr>
+          </w:p>
+        </w:tc>
+      </w:tr>
+      <w:tr>
+        <w:tc>
+          <w:tcPr>
+            <w:tcW w:w="3402" w:type="dxa"/>
+            <w:tcBorders>
+              <w:top w:val="single" w:sz="6" w:space="0" w:color="auto"/>
+              <w:bottom w:val="single" w:sz="6" w:space="0" w:color="auto"/>
+              <w:right w:val="single" w:sz="6" w:space="0" w:color="auto"/>
+            </w:tcBorders>
+          </w:tcPr>
+          <w:p>
+            <w:pPr>
+              <w:spacing w:line="240" w:lineRule="auto"/>
+              <w:jc w:val="left"/>
+            </w:pPr>
+          </w:p>
+        </w:tc>
+        <w:tc>
+          <w:tcPr>
+            <w:tcW w:w="6463" w:type="dxa"/>
+            <w:tcBorders>
+              <w:top w:val="single" w:sz="6" w:space="0" w:color="auto"/>
+              <w:left w:val="single" w:sz="6" w:space="0" w:color="auto"/>
+              <w:bottom w:val="single" w:sz="6" w:space="0" w:color="auto"/>
+            </w:tcBorders>
+            <w:vAlign w:val="center"/>
+          </w:tcPr>
+          <w:p>
+            <w:pPr>
+              <w:spacing w:line="240" w:lineRule="auto"/>
+              <w:jc w:val="left"/>
+            </w:pPr>
+          </w:p>
+        </w:tc>
+      </w:tr>
+      <w:tr>
+        <w:tc>
+          <w:tcPr>
+            <w:tcW w:w="3402" w:type="dxa"/>
+            <w:tcBorders>
+              <w:top w:val="single" w:sz="6" w:space="0" w:color="auto"/>
+              <w:bottom w:val="single" w:sz="6" w:space="0" w:color="auto"/>
+              <w:right w:val="single" w:sz="6" w:space="0" w:color="auto"/>
+            </w:tcBorders>
+          </w:tcPr>
+          <w:p>
+            <w:pPr>
+              <w:spacing w:line="240" w:lineRule="auto"/>
+              <w:jc w:val="left"/>
+            </w:pPr>
+          </w:p>
+        </w:tc>
+        <w:tc>
+          <w:tcPr>
+            <w:tcW w:w="6463" w:type="dxa"/>
+            <w:tcBorders>
+              <w:top w:val="single" w:sz="6" w:space="0" w:color="auto"/>
+              <w:left w:val="single" w:sz="6" w:space="0" w:color="auto"/>
+              <w:bottom w:val="single" w:sz="6" w:space="0" w:color="auto"/>
+            </w:tcBorders>
+            <w:vAlign w:val="center"/>
+          </w:tcPr>
+          <w:p>
+            <w:pPr>
+              <w:spacing w:line="240" w:lineRule="auto"/>
+              <w:jc w:val="left"/>
+            </w:pPr>
+          </w:p>
+        </w:tc>
+      </w:tr>
+      <w:tr>
+        <w:tc>
+          <w:tcPr>
+            <w:tcW w:w="3402" w:type="dxa"/>
+            <w:tcBorders>
+              <w:top w:val="single" w:sz="6" w:space="0" w:color="auto"/>
+              <w:bottom w:val="single" w:sz="6" w:space="0" w:color="auto"/>
+              <w:right w:val="single" w:sz="6" w:space="0" w:color="auto"/>
+            </w:tcBorders>
+          </w:tcPr>
+          <w:p>
+            <w:pPr>
+              <w:spacing w:line="240" w:lineRule="auto"/>
+              <w:jc w:val="left"/>
+            </w:pPr>
+          </w:p>
+        </w:tc>
+        <w:tc>
+          <w:tcPr>
+            <w:tcW w:w="6463" w:type="dxa"/>
+            <w:tcBorders>
+              <w:top w:val="single" w:sz="6" w:space="0" w:color="auto"/>
+              <w:left w:val="single" w:sz="6" w:space="0" w:color="auto"/>
+              <w:bottom w:val="single" w:sz="6" w:space="0" w:color="auto"/>
+            </w:tcBorders>
+            <w:vAlign w:val="center"/>
+          </w:tcPr>
+          <w:p>
+            <w:pPr>
+              <w:spacing w:line="240" w:lineRule="auto"/>
+              <w:jc w:val="left"/>
+            </w:pPr>
+          </w:p>
+        </w:tc>
+      </w:tr>
+      <w:tr>
+        <w:tc>
+          <w:tcPr>
+            <w:tcW w:w="3402" w:type="dxa"/>
+            <w:tcBorders>
+              <w:top w:val="single" w:sz="6" w:space="0" w:color="auto"/>
+              <w:bottom w:val="single" w:sz="6" w:space="0" w:color="auto"/>
+              <w:right w:val="single" w:sz="6" w:space="0" w:color="auto"/>
+            </w:tcBorders>
+          </w:tcPr>
+          <w:p>
+            <w:pPr>
+              <w:spacing w:line="240" w:lineRule="auto"/>
+              <w:jc w:val="left"/>
+            </w:pPr>
+          </w:p>
+        </w:tc>
+        <w:tc>
+          <w:tcPr>
+            <w:tcW w:w="6463" w:type="dxa"/>
+            <w:tcBorders>
+              <w:top w:val="single" w:sz="6" w:space="0" w:color="auto"/>
+              <w:left w:val="single" w:sz="6" w:space="0" w:color="auto"/>
+              <w:bottom w:val="single" w:sz="6" w:space="0" w:color="auto"/>
+            </w:tcBorders>
+            <w:vAlign w:val="center"/>
+          </w:tcPr>
+          <w:p>
+            <w:pPr>
+              <w:spacing w:line="240" w:lineRule="auto"/>
+              <w:jc w:val="left"/>
+            </w:pPr>
+          </w:p>
+        </w:tc>
+      </w:tr>
+      <w:tr>
+        <w:tc>
+          <w:tcPr>
+            <w:tcW w:w="3402" w:type="dxa"/>
+            <w:tcBorders>
+              <w:top w:val="single" w:sz="6" w:space="0" w:color="auto"/>
+              <w:bottom w:val="single" w:sz="6" w:space="0" w:color="auto"/>
+              <w:right w:val="single" w:sz="6" w:space="0" w:color="auto"/>
+            </w:tcBorders>
+          </w:tcPr>
+          <w:p>
+            <w:pPr>
+              <w:spacing w:line="240" w:lineRule="auto"/>
+              <w:jc w:val="left"/>
+            </w:pPr>
+          </w:p>
+        </w:tc>
+        <w:tc>
+          <w:tcPr>
+            <w:tcW w:w="6463" w:type="dxa"/>
+            <w:tcBorders>
+              <w:top w:val="single" w:sz="6" w:space="0" w:color="auto"/>
+              <w:left w:val="single" w:sz="6" w:space="0" w:color="auto"/>
+              <w:bottom w:val="single" w:sz="6" w:space="0" w:color="auto"/>
+            </w:tcBorders>
+            <w:vAlign w:val="center"/>
+          </w:tcPr>
+          <w:p>
+            <w:pPr>
+              <w:spacing w:line="240" w:lineRule="auto"/>
+              <w:jc w:val="left"/>
+            </w:pPr>
+          </w:p>
+        </w:tc>
+      </w:tr>
+      <w:tr>
+        <w:tc>
+          <w:tcPr>
+            <w:tcW w:w="3402" w:type="dxa"/>
+            <w:tcBorders>
+              <w:top w:val="single" w:sz="6" w:space="0" w:color="auto"/>
+              <w:bottom w:val="single" w:sz="6" w:space="0" w:color="auto"/>
+              <w:right w:val="single" w:sz="6" w:space="0" w:color="auto"/>
+            </w:tcBorders>
           </w:tcPr>
           <w:p>
             <w:pPr>
@@ -1986,7 +4153,6 @@
         <w:tc>
           <w:tcPr>
             <w:tcW w:w="1869" w:type="dxa"/>
-            <w:vAlign w:val="center"/>
           </w:tcPr>
           <w:p>
             <w:pPr>
@@ -2048,7 +4214,249 @@
         <w:tc>
           <w:tcPr>
             <w:tcW w:w="1869" w:type="dxa"/>
-            <w:vAlign w:val="center"/>
+          </w:tcPr>
+          <w:p>
+            <w:pPr>
+              <w:spacing w:line="240" w:lineRule="auto"/>
+              <w:jc w:val="left"/>
+            </w:pPr>
+          </w:p>
+        </w:tc>
+        <w:tc>
+          <w:tcPr>
+            <w:tcW w:w="709" w:type="dxa"/>
+            <w:vAlign w:val="center"/>
+          </w:tcPr>
+          <w:p>
+            <w:pPr>
+              <w:spacing w:line="240" w:lineRule="auto"/>
+              <w:jc w:val="center"/>
+            </w:pPr>
+          </w:p>
+        </w:tc>
+        <w:tc>
+          <w:tcPr>
+            <w:tcW w:w="567" w:type="dxa"/>
+            <w:vAlign w:val="center"/>
+          </w:tcPr>
+          <w:p>
+            <w:pPr>
+              <w:spacing w:line="240" w:lineRule="auto"/>
+              <w:jc w:val="center"/>
+            </w:pPr>
+          </w:p>
+        </w:tc>
+        <w:tc>
+          <w:tcPr>
+            <w:tcW w:w="992" w:type="dxa"/>
+            <w:vAlign w:val="center"/>
+          </w:tcPr>
+          <w:p>
+            <w:pPr>
+              <w:spacing w:line="240" w:lineRule="auto"/>
+              <w:jc w:val="center"/>
+            </w:pPr>
+          </w:p>
+        </w:tc>
+        <w:tc>
+          <w:tcPr>
+            <w:tcW w:w="5724" w:type="dxa"/>
+          </w:tcPr>
+          <w:p>
+            <w:pPr>
+              <w:spacing w:line="240" w:lineRule="auto"/>
+              <w:jc w:val="left"/>
+            </w:pPr>
+          </w:p>
+        </w:tc>
+      </w:tr>
+      <w:tr>
+        <w:tc>
+          <w:tcPr>
+            <w:tcW w:w="1869" w:type="dxa"/>
+          </w:tcPr>
+          <w:p>
+            <w:pPr>
+              <w:spacing w:line="240" w:lineRule="auto"/>
+              <w:jc w:val="left"/>
+            </w:pPr>
+          </w:p>
+        </w:tc>
+        <w:tc>
+          <w:tcPr>
+            <w:tcW w:w="709" w:type="dxa"/>
+            <w:vAlign w:val="center"/>
+          </w:tcPr>
+          <w:p>
+            <w:pPr>
+              <w:spacing w:line="240" w:lineRule="auto"/>
+              <w:jc w:val="center"/>
+            </w:pPr>
+          </w:p>
+        </w:tc>
+        <w:tc>
+          <w:tcPr>
+            <w:tcW w:w="567" w:type="dxa"/>
+            <w:vAlign w:val="center"/>
+          </w:tcPr>
+          <w:p>
+            <w:pPr>
+              <w:spacing w:line="240" w:lineRule="auto"/>
+              <w:jc w:val="center"/>
+            </w:pPr>
+          </w:p>
+        </w:tc>
+        <w:tc>
+          <w:tcPr>
+            <w:tcW w:w="992" w:type="dxa"/>
+            <w:vAlign w:val="center"/>
+          </w:tcPr>
+          <w:p>
+            <w:pPr>
+              <w:spacing w:line="240" w:lineRule="auto"/>
+              <w:jc w:val="center"/>
+            </w:pPr>
+          </w:p>
+        </w:tc>
+        <w:tc>
+          <w:tcPr>
+            <w:tcW w:w="5724" w:type="dxa"/>
+            <w:vAlign w:val="center"/>
+          </w:tcPr>
+          <w:p>
+            <w:pPr>
+              <w:spacing w:line="240" w:lineRule="auto"/>
+              <w:jc w:val="left"/>
+            </w:pPr>
+          </w:p>
+        </w:tc>
+      </w:tr>
+      <w:tr>
+        <w:tc>
+          <w:tcPr>
+            <w:tcW w:w="1869" w:type="dxa"/>
+          </w:tcPr>
+          <w:p>
+            <w:pPr>
+              <w:spacing w:line="240" w:lineRule="auto"/>
+              <w:jc w:val="left"/>
+            </w:pPr>
+          </w:p>
+        </w:tc>
+        <w:tc>
+          <w:tcPr>
+            <w:tcW w:w="709" w:type="dxa"/>
+            <w:vAlign w:val="center"/>
+          </w:tcPr>
+          <w:p>
+            <w:pPr>
+              <w:spacing w:line="240" w:lineRule="auto"/>
+              <w:jc w:val="center"/>
+            </w:pPr>
+          </w:p>
+        </w:tc>
+        <w:tc>
+          <w:tcPr>
+            <w:tcW w:w="567" w:type="dxa"/>
+            <w:vAlign w:val="center"/>
+          </w:tcPr>
+          <w:p>
+            <w:pPr>
+              <w:spacing w:line="240" w:lineRule="auto"/>
+              <w:jc w:val="center"/>
+            </w:pPr>
+          </w:p>
+        </w:tc>
+        <w:tc>
+          <w:tcPr>
+            <w:tcW w:w="992" w:type="dxa"/>
+            <w:vAlign w:val="center"/>
+          </w:tcPr>
+          <w:p>
+            <w:pPr>
+              <w:spacing w:line="240" w:lineRule="auto"/>
+              <w:jc w:val="center"/>
+            </w:pPr>
+          </w:p>
+        </w:tc>
+        <w:tc>
+          <w:tcPr>
+            <w:tcW w:w="5724" w:type="dxa"/>
+            <w:vAlign w:val="center"/>
+          </w:tcPr>
+          <w:p>
+            <w:pPr>
+              <w:spacing w:line="240" w:lineRule="auto"/>
+              <w:jc w:val="left"/>
+            </w:pPr>
+          </w:p>
+        </w:tc>
+      </w:tr>
+      <w:tr>
+        <w:tc>
+          <w:tcPr>
+            <w:tcW w:w="1869" w:type="dxa"/>
+          </w:tcPr>
+          <w:p>
+            <w:pPr>
+              <w:spacing w:line="240" w:lineRule="auto"/>
+              <w:jc w:val="left"/>
+            </w:pPr>
+          </w:p>
+        </w:tc>
+        <w:tc>
+          <w:tcPr>
+            <w:tcW w:w="709" w:type="dxa"/>
+            <w:vAlign w:val="center"/>
+          </w:tcPr>
+          <w:p>
+            <w:pPr>
+              <w:spacing w:line="240" w:lineRule="auto"/>
+              <w:jc w:val="center"/>
+            </w:pPr>
+          </w:p>
+        </w:tc>
+        <w:tc>
+          <w:tcPr>
+            <w:tcW w:w="567" w:type="dxa"/>
+            <w:vAlign w:val="center"/>
+          </w:tcPr>
+          <w:p>
+            <w:pPr>
+              <w:spacing w:line="240" w:lineRule="auto"/>
+              <w:jc w:val="center"/>
+            </w:pPr>
+          </w:p>
+        </w:tc>
+        <w:tc>
+          <w:tcPr>
+            <w:tcW w:w="992" w:type="dxa"/>
+            <w:vAlign w:val="center"/>
+          </w:tcPr>
+          <w:p>
+            <w:pPr>
+              <w:spacing w:line="240" w:lineRule="auto"/>
+              <w:jc w:val="center"/>
+            </w:pPr>
+          </w:p>
+        </w:tc>
+        <w:tc>
+          <w:tcPr>
+            <w:tcW w:w="5724" w:type="dxa"/>
+            <w:vAlign w:val="center"/>
+          </w:tcPr>
+          <w:p>
+            <w:pPr>
+              <w:spacing w:line="240" w:lineRule="auto"/>
+              <w:jc w:val="left"/>
+            </w:pPr>
+          </w:p>
+        </w:tc>
+      </w:tr>
+      <w:tr>
+        <w:tc>
+          <w:tcPr>
+            <w:tcW w:w="1869" w:type="dxa"/>
           </w:tcPr>
           <w:p>
             <w:pPr>
@@ -2203,6 +4611,100 @@
               <w:rPr>
                 <w:b/>
                 <w:bCs/>
+                <w:noProof/>
+              </w:rPr>
+              <mc:AlternateContent>
+                <mc:Choice Requires="wpi">
+                  <w:drawing>
+                    <wp:anchor distT="0" distB="0" distL="114300" distR="114300" simplePos="0" relativeHeight="251738112" behindDoc="0" locked="0" layoutInCell="1" allowOverlap="1" wp14:anchorId="395896D5" wp14:editId="57E455E6">
+                      <wp:simplePos x="0" y="0"/>
+                      <wp:positionH relativeFrom="column">
+                        <wp:posOffset>3559810</wp:posOffset>
+                      </wp:positionH>
+                      <wp:positionV relativeFrom="paragraph">
+                        <wp:posOffset>-26670</wp:posOffset>
+                      </wp:positionV>
+                      <wp:extent cx="1013725" cy="262440"/>
+                      <wp:effectExtent l="38100" t="38100" r="34290" b="42545"/>
+                      <wp:wrapNone/>
+                      <wp:docPr id="1620893858" name="Freihand 111"/>
+                      <wp:cNvGraphicFramePr/>
+                      <a:graphic xmlns:a="http://schemas.openxmlformats.org/drawingml/2006/main">
+                        <a:graphicData uri="http://schemas.microsoft.com/office/word/2010/wordprocessingInk">
+                          <w14:contentPart bwMode="auto" r:id="rId7">
+                            <w14:nvContentPartPr>
+                              <w14:cNvContentPartPr/>
+                            </w14:nvContentPartPr>
+                            <w14:xfrm>
+                              <a:off x="0" y="0"/>
+                              <a:ext cx="1013725" cy="262440"/>
+                            </w14:xfrm>
+                          </w14:contentPart>
+                        </a:graphicData>
+                      </a:graphic>
+                    </wp:anchor>
+                  </w:drawing>
+                </mc:Choice>
+                <mc:Fallback>
+                  <w:pict>
+                    <v:shape w14:anchorId="520418E0" id="Freihand 111" o:spid="_x0000_s1026" type="#_x0000_t75" style="position:absolute;margin-left:279.95pt;margin-top:-2.45pt;width:80.5pt;height:21.35pt;z-index:251738112;visibility:visible;mso-wrap-style:square;mso-wrap-distance-left:9pt;mso-wrap-distance-top:0;mso-wrap-distance-right:9pt;mso-wrap-distance-bottom:0;mso-position-horizontal:absolute;mso-position-horizontal-relative:text;mso-position-vertical:absolute;mso-position-vertical-relative:text" o:gfxdata="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">
+                      <v:imagedata r:id="rId36" o:title=""/>
+                    </v:shape>
+                  </w:pict>
+                </mc:Fallback>
+              </mc:AlternateContent>
+            </w:r>
+            <w:r>
+              <w:rPr>
+                <w:b/>
+                <w:bCs/>
+                <w:noProof/>
+              </w:rPr>
+              <mc:AlternateContent>
+                <mc:Choice Requires="wpi">
+                  <w:drawing>
+                    <wp:anchor distT="0" distB="0" distL="114300" distR="114300" simplePos="0" relativeHeight="251735040" behindDoc="0" locked="0" layoutInCell="1" allowOverlap="1" wp14:anchorId="03B2C625" wp14:editId="4D2BF24A">
+                      <wp:simplePos x="0" y="0"/>
+                      <wp:positionH relativeFrom="column">
+                        <wp:posOffset>520065</wp:posOffset>
+                      </wp:positionH>
+                      <wp:positionV relativeFrom="paragraph">
+                        <wp:posOffset>48895</wp:posOffset>
+                      </wp:positionV>
+                      <wp:extent cx="817355" cy="130175"/>
+                      <wp:effectExtent l="38100" t="38100" r="20955" b="41275"/>
+                      <wp:wrapNone/>
+                      <wp:docPr id="1111533581" name="Freihand 108"/>
+                      <wp:cNvGraphicFramePr/>
+                      <a:graphic xmlns:a="http://schemas.openxmlformats.org/drawingml/2006/main">
+                        <a:graphicData uri="http://schemas.microsoft.com/office/word/2010/wordprocessingInk">
+                          <w14:contentPart bwMode="auto" r:id="rId37">
+                            <w14:nvContentPartPr>
+                              <w14:cNvContentPartPr/>
+                            </w14:nvContentPartPr>
+                            <w14:xfrm>
+                              <a:off x="0" y="0"/>
+                              <a:ext cx="817355" cy="130175"/>
+                            </w14:xfrm>
+                          </w14:contentPart>
+                        </a:graphicData>
+                      </a:graphic>
+                    </wp:anchor>
+                  </w:drawing>
+                </mc:Choice>
+                <mc:Fallback>
+                  <w:pict>
+                    <v:shape w14:anchorId="4F3502ED" id="Freihand 108" o:spid="_x0000_s1026" type="#_x0000_t75" style="position:absolute;margin-left:40.6pt;margin-top:3.5pt;width:65.05pt;height:10.95pt;z-index:251735040;visibility:visible;mso-wrap-style:square;mso-wrap-distance-left:9pt;mso-wrap-distance-top:0;mso-wrap-distance-right:9pt;mso-wrap-distance-bottom:0;mso-position-horizontal:absolute;mso-position-horizontal-relative:text;mso-position-vertical:absolute;mso-position-vertical-relative:text" o:gfxdata="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">
+                      <v:imagedata r:id="rId38" o:title=""/>
+                    </v:shape>
+                  </w:pict>
+                </mc:Fallback>
+              </mc:AlternateContent>
+            </w:r>
+            <w:r>
+              <w:rPr>
+                <w:b/>
+                <w:bCs/>
               </w:rPr>
               <w:t>Datum:                                                    Unterschrift Student*in:</w:t>
             </w:r>
@@ -2231,12 +4733,12 @@
       </w:r>
     </w:p>
     <w:sectPr>
-      <w:headerReference w:type="even" r:id="rId7"/>
-      <w:headerReference w:type="default" r:id="rId8"/>
-      <w:footerReference w:type="even" r:id="rId9"/>
-      <w:footerReference w:type="default" r:id="rId10"/>
-      <w:headerReference w:type="first" r:id="rId11"/>
-      <w:footerReference w:type="first" r:id="rId12"/>
+      <w:headerReference w:type="even" r:id="rId39"/>
+      <w:headerReference w:type="default" r:id="rId40"/>
+      <w:footerReference w:type="even" r:id="rId41"/>
+      <w:footerReference w:type="default" r:id="rId42"/>
+      <w:headerReference w:type="first" r:id="rId43"/>
+      <w:footerReference w:type="first" r:id="rId44"/>
       <w:pgSz w:w="11906" w:h="16838"/>
       <w:pgMar w:top="2552" w:right="907" w:bottom="851" w:left="1134" w:header="567" w:footer="567" w:gutter="0"/>
       <w:cols w:space="720"/>
@@ -2525,17 +5027,44 @@
     <w:r>
       <w:t>2.</w:t>
     </w:r>
+    <w:r>
+      <w:t>_</w:t>
+    </w:r>
   </w:p>
   <w:p/>
   <w:p>
+    <w:pPr>
+      <w:rPr>
+        <w:lang w:val="sv-SE"/>
+      </w:rPr>
+    </w:pPr>
     <w:r>
+      <w:rPr>
+        <w:lang w:val="sv-SE"/>
+      </w:rPr>
       <w:t>Literatur:</w:t>
     </w:r>
     <w:r>
+      <w:rPr>
+        <w:lang w:val="sv-SE"/>
+      </w:rPr>
       <w:t xml:space="preserve"> </w:t>
     </w:r>
+    <w:r>
+      <w:rPr>
+        <w:bCs/>
+        <w:lang w:val="sv-SE"/>
+      </w:rPr>
+      <w:t>GESTIS-Stoffdatenbank, DaMaRIS</w:t>
+    </w:r>
   </w:p>
-  <w:p/>
+  <w:p>
+    <w:pPr>
+      <w:rPr>
+        <w:lang w:val="sv-SE"/>
+      </w:rPr>
+    </w:pPr>
+  </w:p>
 </w:hdr>
 </file>
 
@@ -3189,6 +5718,71 @@
 </w:styles>
 </file>
 
+<file path=word/ink/ink1.xml><?xml version="1.0" encoding="utf-8"?>
+<inkml:ink xmlns:inkml="http://www.w3.org/2003/InkML">
+  <inkml:definitions>
+    <inkml:context xml:id="ctx0">
+      <inkml:inkSource xml:id="inkSrc0">
+        <inkml:traceFormat>
+          <inkml:channel name="X" type="integer" min="-2.14748E9" max="2.14748E9" units="cm"/>
+          <inkml:channel name="Y" type="integer" min="-2.14748E9" max="2.14748E9" units="cm"/>
+          <inkml:channel name="F" type="integer" max="32767" units="dev"/>
+        </inkml:traceFormat>
+        <inkml:channelProperties>
+          <inkml:channelProperty channel="X" name="resolution" value="1000" units="1/cm"/>
+          <inkml:channelProperty channel="Y" name="resolution" value="1000" units="1/cm"/>
+          <inkml:channelProperty channel="F" name="resolution" value="0" units="1/dev"/>
+        </inkml:channelProperties>
+      </inkml:inkSource>
+      <inkml:timestamp xml:id="ts0" timeString="2026-04-23T07:25:28.876"/>
+    </inkml:context>
+    <inkml:brush xml:id="br0">
+      <inkml:brushProperty name="width" value="0.025" units="cm"/>
+      <inkml:brushProperty name="height" value="0.025" units="cm"/>
+    </inkml:brush>
+  </inkml:definitions>
+  <inkml:trace contextRef="#ctx0" brushRef="#br0">334 66 3808,'0'0'15,"-17"-6"17,6 11 23,0 1 0,1 0 1,0 0-1,-18 15 1,-3 2 92,19-15-84,1 1-1,1 0 1,-1 0 0,1 1-1,1 1 1,-9 12 0,-42 73 540,21-30-264,31-54 91,2-1-1,-9 20 0,14-29-389,0 0-1,0 0 0,0 1 1,1-1-1,-1 0 0,0 1 1,1-1-1,0 0 0,-1 1 1,1-1-1,0 0 0,0 1 1,0-1-1,1 1 0,-1-1 1,1 0-1,-1 1 0,1-1 1,0 0-1,0 0 0,0 1 1,1 1-1,-1-3-7,0 0 0,1 0-1,-1 0 1,1-1 0,-1 1-1,0 0 1,1-1 0,-1 1 0,1-1-1,0 0 1,-1 1 0,1-1-1,-1 0 1,1 0 0,0 0 0,-1 0-1,1 0 1,-1 0 0,1 0-1,0-1 1,-1 1 0,2-1 0,35-14 166,44-24 387,-54 27-416,0-1 1,0-2 0,45-32 0,-71 45-166,0 1-1,-1-1 0,1 0 1,-1 0-1,1 0 1,-1 0-1,0 0 0,2-4 1,-4 0 51,-12 11 2,-16 16 306,-54 50 1,81-69-339,0 0 0,0 1 0,0-1 0,0 1 0,1-1 0,-1 1 1,1 0-1,-1-1 0,1 1 0,0 0 0,0 0 0,1 0 0,-1 0 0,0 0 0,1 0 0,0 0 0,0 0 0,0 1 1,0-1-1,0 0 0,1 0 0,-1 0 0,1 0 0,0 0 0,0 0 0,0 0 0,0-1 0,0 1 0,1 0 0,0-1 0,-1 1 1,1 0-1,0-1 0,0 0 0,0 1 0,0-1 0,1 0 0,-1 0 0,0 0 0,1-1 0,0 1 0,-1-1 0,1 1 0,0-1 1,0 0-1,0 0 0,0 0 0,-1 0 0,6 0 0,4-1 25,0 0 0,0-1 0,0-1 0,0 0 1,0-1-1,18-6 0,2-3 137,31-17 1,-9-6 3,3-1 178,-51 33-322,-1 1 1,1 0 0,0 0 0,-1 0 0,1 0-1,0 1 1,0 0 0,11 0 0,-16 1-12,1 0 0,-1 0 1,1 0-1,-1 1 0,0-1 1,1 1-1,-1-1 0,0 1 0,0-1 1,1 1-1,-1 0 0,0-1 1,0 1-1,0 0 0,0 0 0,0 0 1,0 0-1,0 0 0,1 1 0,15 28 485,-15-26-483,0 0 1,0 0 0,0 0-1,0-1 1,1 1 0,0-1-1,-1 1 1,6 3 0,-4-4 5,1-1 0,-1 0 1,1 0-1,0 0 0,0 0 0,0-1 1,-1 1-1,2-1 0,9 0 0,50-1 205,-31-2-151,1 2 84,0 0 1,0 3-1,-1 1 0,40 9 0,-58-6-143,-10-3-23</inkml:trace>
+  <inkml:trace contextRef="#ctx0" brushRef="#br0" timeOffset="715.06">1227 613 11808,'13'-12'33,"1"-17"-8,13-41 0,-18 44 42,2 0 1,20-39 0,-14 35 61,18-48 1,-24 49-51,2 1 1,21-34 0,-1 5 116,-25 39-126,2 1-1,0 1 0,16-20 0,-25 35-62,-1 0-1,1 0 1,0 0 0,-1 0 0,1 1-1,0-1 1,0 0 0,0 0 0,0 1-1,0-1 1,-1 0 0,1 1 0,0-1-1,0 1 1,1-1 0,-1 1 0,0 0-1,0-1 1,0 1 0,0 0 0,0 0-1,2 0 1,-2 0-2,0 1 1,-1-1-1,1 1 1,0-1-1,-1 1 0,1 0 1,0-1-1,-1 1 1,1 0-1,-1-1 0,1 1 1,-1 0-1,1 0 0,-1 0 1,1 0-1,-1-1 1,0 1-1,0 0 0,1 0 1,-1 2-1,1 7 25,1 1 0,-2 0-1,0 14 1,0-22-26,-1 49 236,2 1 1,9 53 0,-6-83-133,0 0 1,2 0-1,0 0 0,2 0 0,1-1 0,20 39 1,-27-58-98,-1 0 0,1 0 0,0 0 0,0 0 0,0-1 0,0 1 0,0 0 0,0-1 0,1 0 0,-1 0 0,1 0 0,0 0 0,0 0 0,0 0 0,3 1 0,-5-3-9,-1 0 0,1 0 0,-1 0 0,1-1 0,-1 1 0,1 0 0,-1 0 0,1-1 0,-1 1 0,0 0 0,1-1 0,-1 1 1,0-1-1,1 1 0,-1 0 0,0-1 0,1 1 0,-1-1 0,0 1 0,0-1 0,0 1 0,0-1 0,1 1 0,-1-1 1,0 1-1,0-1 0,0 1 0,0-1 0,0 1 0,0-1 0,0 1 0,0-1 0,0 1 0,0-1 0,-1 1 0,1-1 0,0 0 1,-4-25 45,3 24-31,-1-6 3,0 1 0,0 0 0,-1-1 1,0 1-1,-1 1 0,0-1 1,0 0-1,-7-9 0,-7-4 44,-21-21-1,13 14-3,20 21-43,0-1-1,-1 1 1,0 1 0,0-1 0,0 1 0,-1 0 0,1 1-1,-1-1 1,0 2 0,-10-4 0,14 6 2,-1 0 1,1 0-1,-1 0 0,1 1 1,-1 0-1,0 0 1,1 0-1,-1 0 0,0 1 1,1 0-1,-1 0 1,1 0-1,-1 0 1,1 1-1,0 0 0,0 0 1,-1 0-1,1 0 1,0 1-1,1-1 0,-5 4 1,-7 6 115,8-8-89,1 1-1,-1 0 1,1 0 0,0 1-1,1-1 1,-1 1 0,1 0-1,1 1 1,-5 6 0,8-12-44,1 1 1,0-1-1,0 0 1,0 0-1,0 0 1,0 0-1,0 1 1,0-1-1,0 0 1,1 0-1,-1 0 1,0 0-1,1 0 1,-1 1-1,1-1 1,-1 0-1,1 0 1,-1 0-1,1 0 1,0 0-1,-1 0 1,1-1-1,0 1 1,0 0-1,0 0 1,0 0-1,0-1 1,0 1-1,0-1 1,0 1-1,0-1 1,0 1-1,2 0 1,38 13 36,-9-9-22,0-2-1,0-1 1,0-1 0,0-2 0,0-1-1,62-12 1,-58 5 93,37-13 1,-34 9 271,-38 12-354,0 1 0,0 0 0,0-1 0,0 1 0,0 0 0,0-1 0,0 1 0,0 0 0,0 0 0,0 0 0,0 0 0,0 0 0,0 0 0,0 0 0,0 0 0,0 1 0,2-1 0,-3 1-19,0-1-1,0 1 1,0-1 0,0 1 0,0-1-1,0 0 1,0 1 0,0-1-1,0 1 1,0-1 0,0 1-1,0-1 1,0 0 0,0 1-1,0-1 1,-1 1 0,1-1 0,0 1-1,0-1 1,0 0 0,-1 1-1,1-1 1,0 0 0,0 1-1,-1-1 1,1 1 0,-32 32 55,26-26-51,2-3 41,0 0 0,1 0 1,0 0-1,0 1 0,1 0 1,-1-1-1,1 1 0,0 0 1,0 0-1,-2 10 0,4-13-14,-1-1-1,1 1 1,0 0 0,0 0-1,0 0 1,0 0-1,0 0 1,1 0-1,-1 0 1,0 0-1,1 0 1,0 0-1,-1 0 1,1 0-1,0 0 1,0-1-1,0 1 1,0 0-1,0-1 1,0 1-1,1-1 1,-1 1-1,0-1 1,1 1-1,-1-1 1,1 0-1,0 0 1,-1 0-1,1 0 1,3 2-1,23 7 165,1-1-1,0-1 1,41 6-1,0 0 61,129 24 111,51 14 262,-229-46-571,36 10 107,0-2 0,1-3 0,83 6 0,-105-17-13</inkml:trace>
+</inkml:ink>
+</file>
+
+<file path=word/ink/ink2.xml><?xml version="1.0" encoding="utf-8"?>
+<inkml:ink xmlns:inkml="http://www.w3.org/2003/InkML">
+  <inkml:definitions>
+    <inkml:context xml:id="ctx0">
+      <inkml:inkSource xml:id="inkSrc0">
+        <inkml:traceFormat>
+          <inkml:channel name="X" type="integer" min="-2.14748E9" max="2.14748E9" units="cm"/>
+          <inkml:channel name="Y" type="integer" min="-2.14748E9" max="2.14748E9" units="cm"/>
+          <inkml:channel name="F" type="integer" max="32767" units="dev"/>
+        </inkml:traceFormat>
+        <inkml:channelProperties>
+          <inkml:channelProperty channel="X" name="resolution" value="1000" units="1/cm"/>
+          <inkml:channelProperty channel="Y" name="resolution" value="1000" units="1/cm"/>
+          <inkml:channelProperty channel="F" name="resolution" value="0" units="1/dev"/>
+        </inkml:channelProperties>
+      </inkml:inkSource>
+      <inkml:timestamp xml:id="ts0" timeString="2026-04-23T07:25:19.352"/>
+    </inkml:context>
+    <inkml:brush xml:id="br0">
+      <inkml:brushProperty name="width" value="0.025" units="cm"/>
+      <inkml:brushProperty name="height" value="0.025" units="cm"/>
+    </inkml:brush>
+  </inkml:definitions>
+  <inkml:trace contextRef="#ctx0" brushRef="#br0">29 69 2504,'0'0'97,"8"-23"342,-6 20-364,0 0 0,1-1 1,0 1-1,-1 0 0,1 1 1,1-1-1,-1 0 0,0 1 0,0 0 1,1-1-1,0 1 0,-1 1 1,1-1-1,0 0 0,0 1 0,0 0 1,0 0-1,5-1 0,-3 1 45,0 0 0,0 1 1,0 0-1,1 0 0,-1 0 0,0 0 0,0 1 0,0 0 0,0 0 1,0 1-1,9 3 0,-10-2-31,0 0 0,0 0 0,0 0 1,0 0-1,-1 1 0,1 0 0,-1 0 0,0 0 1,0 1-1,-1-1 0,1 1 0,-1 0 0,0 0 1,3 7-1,-4-8-52,-1-1 1,0 1 0,0-1 0,0 1-1,-1-1 1,1 1 0,-1-1 0,0 1-1,0 0 1,0-1 0,0 1 0,-1-1-1,1 1 1,-1-1 0,0 1-1,0-1 1,0 1 0,0-1 0,-1 0-1,0 1 1,1-1 0,-1 0 0,0 0-1,-3 3 1,-4 5 28,-51 66 513,53-67-482,0-1-1,-1 1 0,0-1 1,0-1-1,-1 0 1,-13 11-1,18-17-84,1 0-1,0 0 1,0 0 0,-1-1 0,1 1 0,-1-1-1,1 0 1,-1 0 0,1 0 0,-1 0-1,-4-1 1,6 0-7,0 0-1,-1 0 0,1 0 0,-1-1 1,1 1-1,0-1 0,0 0 1,-1 0-1,1 0 0,0 0 0,0 0 1,0 0-1,0-1 0,0 1 1,0-1-1,0 1 0,1-1 0,-4-3 1,3 2 53,1 1 0,-1-1 0,1 0 0,0 0 0,0 0 0,0 0 0,0 0-1,0 0 1,1 0 0,0 0 0,-1 0 0,1 0 0,0 0 0,0-1 0,1 1 0,-1 0 0,2-4 0,-2 5-51,0 0 0,1-1 0,-1 1 0,1 0 0,-1 0 0,1 0 0,0 0 0,0 0 0,0 0 0,0 0 0,1 0 0,-1 0 0,0 1 0,1-1 0,-1 0 0,1 1 0,0 0 0,-1-1 0,1 1 0,0 0 0,0-1 0,0 1 0,0 0 0,0 1 0,2-2 0,-2 2-4,1 0 1,-1 1-1,0-1 1,1 1-1,-1-1 1,0 1-1,1 0 1,-1 0-1,0 0 1,0 0-1,0 0 1,0 0-1,0 1 1,0-1-1,2 3 1,28 27 159,-31-29-153,5 5 80,1 0 0,-1 0 0,1 0 0,1-1 0,-1 0 0,1-1 0,0 0 0,0 0 0,1 0 0,-1-1 0,14 4 0,-2-1 477,22 6 380,-33-12-819</inkml:trace>
+  <inkml:trace contextRef="#ctx0" brushRef="#br0" timeOffset="460.67">373 132 6632,'0'0'2540,"2"-2"-2378,7-2 23,1 0 1,-1 0-1,0 1 0,18-4 0,-23 7-86,0-1 0,0 1-1,0 0 1,-1 0 0,1 0 0,0 0 0,6 2 0,-9-2-63,1 1 1,-1-1-1,0 1 1,1-1 0,-1 1-1,0 0 1,1-1-1,-1 1 1,0 0-1,0 0 1,0 0 0,1 0-1,-1 0 1,0 0-1,-1 1 1,1-1 0,0 0-1,0 0 1,1 3-1,-2-3-3,1 1 0,-1 0 0,0-1-1,0 1 1,1 0 0,-1-1 0,0 1-1,-1 0 1,1 0 0,0-1 0,0 1 0,-1-1-1,1 1 1,-1 0 0,1-1 0,-1 1-1,0-1 1,1 1 0,-1-1 0,0 1-1,0-1 1,0 0 0,0 1 0,-1-1 0,1 0-1,0 0 1,0 0 0,-3 2 0,3-2-4,-1 0 0,0 1 0,1 0 0,-1-1 1,1 1-1,0 0 0,-1 0 0,1 0 0,0 0 0,0 0 1,0 0-1,0 0 0,1 0 0,-1 0 0,0 4 1,2-4-14,1 1 0,-1-1 1,1-1-1,0 1 0,0 0 0,0 0 1,0 0-1,0-1 0,0 1 1,3 1-1,2 2 5,-5-4-14,0 0 0,0 1 0,0-1 0,-1 1 1,1 0-1,-1-1 0,1 1 0,-1 0 1,0 0-1,1 0 0,-1 0 0,0 0 1,0 0-1,-1 0 0,1 0 0,0 1 0,-1-1 1,1 3-1,-1-3 0,-1 0 0,1 1 0,-1-1 0,0 0 0,0 0 0,0 0 0,0 0 0,0 0 0,0 0 0,-1 0 0,1 0 0,0 0 0,-1-1 0,0 1 0,1 0 0,-1-1 0,0 0 0,-3 3 0,-4 2 20,0 0 0,0 0 0,-14 5-1,20-9 16,0-1 0,-1 1-1,0-1 1,1 0-1,-1 0 1,0 0 0,1-1-1,-1 1 1,0-1-1,0 0 1,0 0-1,1 0 1,-6-2 0,9 2-26,-1 0 0,1 0 1,0 0-1,0 0 1,-1 0-1,1 0 0,0 0 1,0 0-1,-1 0 1,1 0-1,0-1 0,0 1 1,-1 0-1,1 0 1,0 0-1,0 0 0,0 0 1,0-1-1,-1 1 1,1 0-1,0 0 0,0 0 1,0-1-1,0 1 1,0 0-1,-1 0 0,1-1 1,0 1-1,0 0 1,0 0-1,0-1 0,0 1 1,0 0-1,0 0 1,0-1-1,0 1 0,0 0 1,0 0-1,0-1 1,0-1 55</inkml:trace>
+  <inkml:trace contextRef="#ctx0" brushRef="#br0" timeOffset="724.23">630 295 6824,'0'0'392,"-10"11"-200,8-8 8,0-1-112,-1 0 16,1 0-8,2-1 0,0 0 120,-1 0 0,1 0 0,1-1 8,1-1-120,-1 0 0</inkml:trace>
+  <inkml:trace contextRef="#ctx0" brushRef="#br0" timeOffset="1151.8">822 92 5520,'-11'6'187,"1"1"1,0 0-1,-17 14 1,24-18-120,0 0 1,0 1 0,0-1 0,0 0-1,0 1 1,1 0 0,-1-1-1,1 1 1,0 0 0,0 0 0,0 1-1,1-1 1,-2 6 0,3-5-24,0 0 0,0 0 0,1-1 0,-1 1 0,1-1 1,0 1-1,1-1 0,-1 1 0,1-1 0,0 1 0,0-1 0,0 0 1,0 0-1,1 0 0,0 0 0,0-1 0,0 1 0,0-1 0,0 1 0,1-1 1,0 0-1,-1-1 0,1 1 0,0-1 0,0 1 0,1-1 0,-1 0 1,0-1-1,1 1 0,-1-1 0,1 0 0,-1 0 0,6 1 0,-5-3 30,0 1-1,0-1 0,0 0 1,0 0-1,0-1 0,0 0 1,0 1-1,0-2 0,0 1 1,-1 0-1,0-1 0,1 0 1,-1 0-1,0 0 0,4-5 1,-1 1 106,0-1 1,-1 0 0,0 0 0,0 0-1,-1-1 1,8-17 0,-12 24-143,0-1 0,0 1 1,-1 0-1,1-1 1,-1 1-1,1-1 0,-1 1 1,0-1-1,0 1 1,0-1-1,0 0 0,-1 1 1,1-1-1,-1 1 1,1 0-1,-1-1 0,0 1 1,0-1-1,0 1 0,0 0 1,-1 0-1,1 0 1,0 0-1,-1 0 0,0 0 1,-1-2-1,0 1 19,0 0-1,0 1 1,-1-1-1,1 1 0,0 0 1,-1 0-1,0 0 1,1 0-1,-1 0 1,0 1-1,0 0 0,0 0 1,0 0-1,0 0 1,-5 0-1,1 1 79,0 1 0,-1 0 0,1 0 0,0 1-1,0 0 1,1 1 0,-1-1 0,-11 7 0,15-8-48,0 1 0,0 1 0,0-1 0,0 1 0,0-1 0,1 1 0,-1 0 0,1 1 0,0-1 0,0 0 0,0 1 0,0 0 0,0 0 0,1 0 0,0 0 0,-3 6 0,5-9-70,0 1 1,0 0 0,-1-1-1,1 1 1,1 0 0,-1-1-1,0 1 1,0-1 0,0 1-1,1-1 1,-1 1 0,1 0-1,-1-1 1,1 1 0,0-1-1,0 0 1,-1 1 0,1-1-1,0 0 1,0 1 0,0-1-1,2 1 1,-1 1-12,1-1 1,0 0-1,-1 0 1,1 0-1,0 0 1,0 0-1,0 0 1,0-1-1,6 2 1,5 0 22</inkml:trace>
+  <inkml:trace contextRef="#ctx0" brushRef="#br0" timeOffset="1377.45">1053 79 7024,'-28'38'552,"23"-32"-375,0 0 1,0 0-1,0 0 1,1 1 0,-4 8-1,7-13-97,1 0-1,0 0 1,-1 0-1,1 0 1,0 1 0,0-1-1,0 0 1,0 0-1,1 0 1,-1 0 0,1 1-1,-1-1 1,1 0-1,0 0 1,0 0-1,0 0 1,0 0 0,0-1-1,0 1 1,0 0-1,1 0 1,-1-1 0,0 1-1,1-1 1,2 3-1,-1-1 11,1 0-1,-1 0 0,1 0 0,0-1 0,-1 0 1,1 1-1,0-1 0,1 0 0,-1-1 1,0 1-1,8 1 0,-5-3 55,0 1 0,0-1 1,1 0-1,-1-1 0,10-1 0,-11 0-54</inkml:trace>
+  <inkml:trace contextRef="#ctx0" brushRef="#br0" timeOffset="1591.42">1178 141 7528,'-8'25'1469,"3"-10"-1025,1 0 0,1 0 0,-3 23 0,5-34-344,1 0 0,-1 0 0,1 0 1,0 0-1,0 1 0,1-1 0,-1 0 0,1 0 0,0 0 0,0 0 0,0 0 0,1-1 0,0 1 0,-1 0 0,1-1 0,0 1 0,1-1 0,3 6 0,7-2 98,-7-7-110</inkml:trace>
+  <inkml:trace contextRef="#ctx0" brushRef="#br0" timeOffset="1766.79">1310 304 7528,'0'0'360,"-3"10"-232,3-10-56,-2 1 0,2 1 0,0 0 0,0-1 168,2-1 8</inkml:trace>
+  <inkml:trace contextRef="#ctx0" brushRef="#br0" timeOffset="2403.09">1463 103 6016,'1'-2'51,"0"0"0,0 0 1,0 0-1,0 0 0,1-1 0,-1 2 1,1-1-1,-1 0 0,1 0 0,0 0 1,0 1-1,0-1 0,0 1 0,2-2 1,33-18 713,-34 20-700,0 0-1,1 1 0,-1-1 1,0 1-1,0-1 0,0 1 0,1 0 1,-1 0-1,0 0 0,0 1 1,0-1-1,0 1 0,1 0 1,-1 0-1,0 0 0,0 0 0,0 0 1,-1 1-1,1-1 0,0 1 1,0 0-1,3 3 0,-2-2-6,-1 0-1,0 0 1,-1 0-1,1 1 1,0-1 0,-1 1-1,0 0 1,0 0-1,0-1 1,0 1-1,-1 0 1,1 1-1,-1-1 1,0 0 0,-1 0-1,2 8 1,-3-10-35,1 1 0,0-1 0,-1 1 0,1-1 1,-1 0-1,0 1 0,1-1 0,-1 0 0,0 0 0,-1 0 1,1 1-1,0-1 0,-1 0 0,-1 1 0,-28 29 215,9-11 26,17-15-181,0 0 0,-1 0 0,0 0 0,-1-1 0,1 0 0,-11 6 0,16-10-60,-1 0-1,1 0 1,-1 0 0,0-1 0,1 1 0,-1-1-1,0 1 1,1-1 0,-1 1 0,0-1 0,0 0-1,1 0 1,-1 0 0,0 0 0,0 0-1,1 0 1,-1-1 0,0 1 0,1-1 0,-1 1-1,0-1 1,1 1 0,-1-1 0,0 0-1,1 0 1,-1 0 0,1 0 0,0 0 0,-1 0-1,1 0 1,0 0 0,0-1 0,-1 1-1,1 0 1,0-1 0,0 1 0,-1-3 0,1 3-18,1 0 0,-1 0 0,0 0 0,1 0 1,-1 0-1,1 0 0,-1 0 0,1 0 0,0 0 1,-1 0-1,1 0 0,0 0 0,0-1 0,0 1 1,-1 0-1,1 0 0,1 0 0,-1 0 0,0 0 1,0-1-1,0 1 0,0 0 0,1 0 0,-1 0 1,1 0-1,-1 0 0,0 0 0,1 0 0,0 0 1,-1 0-1,1 0 0,0 0 0,-1 0 0,1 1 1,0-1-1,0 0 0,0 0 0,0 1 0,0-1 1,0 0-1,0 1 0,0-1 0,0 1 0,0 0 1,0-1-1,0 1 0,0 0 0,0-1 0,0 1 1,3 0-1,1-1 49,0 0 1,0 1-1,1-1 0,-1 1 1,0 0-1,1 1 1,-1-1-1,0 1 1,10 3-1,-8-1 4,0 1 0,0 0 1,-1 1-1,0 0 0,0 0 0,0 0 1,5 7-1,-5-6 16,-1-1 1,1 1 0,0-1-1,0-1 1,0 1-1,0-1 1,10 5 0,-9-7-25,-1-2 4</inkml:trace>
+  <inkml:trace contextRef="#ctx0" brushRef="#br0" timeOffset="2811.69">1766 133 6632,'-2'2'144,"-13"14"132,12-14-200,0 1 0,0 0 0,1-1 0,-1 1 0,1 0 0,-1 1 0,1-1 0,0 0 0,0 1 0,-1 3 0,2-3 87,-1 1 1,2 0-1,-1 0 0,1 0 1,-1 0-1,1 0 1,1 0-1,-1 0 0,1 0 1,1 7-1,-1-10-101,-1 0-1,1 0 0,0 0 1,0 0-1,0 0 1,0 0-1,1 0 1,-1-1-1,0 1 0,1 0 1,0-1-1,-1 1 1,1-1-1,0 0 1,-1 1-1,1-1 0,0 0 1,0 0-1,0 0 1,0 0-1,0 0 1,0-1-1,0 1 0,1-1 1,-1 1-1,3-1 1,-1 0 18,1 0 1,0 0 0,0 0 0,-1-1 0,1 0 0,0 0-1,-1 0 1,1 0 0,-1-1 0,0 0 0,1 0 0,-1 0-1,0-1 1,0 1 0,0-1 0,0 0 0,3-3 0,-4 3-10,0 1 0,-1-1-1,1 0 1,-1 0 0,1 0 0,-1 0 0,0-1 0,0 1 0,0-1 0,-1 1 0,1-1 0,-1 1 0,0-1 0,0 0 0,0 0 0,0 0 0,-1 0 0,0 1 0,1-1 0,-1 0 0,-1-5 0,0 7-42,0 0 1,0-1-1,0 1 1,-1-1-1,1 1 1,-1 0-1,1 0 1,-1 0-1,0 0 0,0 0 1,1 0-1,-2 0 1,1 1-1,0-1 1,0 1-1,0 0 1,-1-1-1,1 1 1,-1 0-1,1 0 1,-1 0-1,-4 0 1,1-1 25,0 1 0,0-1 1,0 2-1,0-1 0,0 1 1,0-1-1,0 2 0,-13 1 1,16-1-25,-1 0 0,1 0 0,0 1 0,-1-1 0,1 1 0,0 0 1,0 0-1,0 0 0,0 0 0,0 1 0,-4 4 0,7-6-27,-1 0 0,0-1-1,1 1 1,-1 0 0,1 0-1,-1 0 1,1 0-1,-1 0 1,1 0 0,0 0-1,-1 0 1,1 0 0,0 0-1,0 0 1,0 0 0,0 0-1,0 0 1,0 0-1,0 0 1,0 0 0,0 0-1,0 0 1,1 0 0,-1 0-1,0 0 1,1 0-1,-1 0 1,1 0 0,-1 0-1,1 0 1,-1 0 0,1 0-1,-1-1 1,1 1 0,0 0-1,0 0 1,-1-1-1,1 1 1,0 0 0,0-1-1,0 1 1,0-1 0,0 1-1,1 0 1,6 3 3</inkml:trace>
+  <inkml:trace contextRef="#ctx0" brushRef="#br0" timeOffset="3184.13">1896 136 7632,'0'0'166,"33"-5"580,-26 3-602,1 1 1,0 0-1,0 0 1,0 0-1,10 1 1,-15 0-85,1 0 1,-1 1-1,1-1 0,-1 1 1,1 0-1,-1-1 1,0 2-1,1-1 1,-1 0-1,0 1 0,0-1 1,0 1-1,0 0 1,3 3-1,-5-4-44,-1 0 0,0 0 1,1 0-1,-1 0 0,0 0 0,1 0 0,-1 0 0,0 0 1,0 0-1,0 0 0,0 0 0,0 0 0,0 0 0,0 0 1,0 0-1,-1 0 0,1 0 0,0 0 0,-1 0 1,1 0-1,-1 0 0,1 0 0,-1 0 0,1 0 0,-1 0 1,1 0-1,-1 0 0,0-1 0,-1 2 0,-23 24 158,19-21-115,1 1 1,-1-1 0,1 1 0,0 1 0,-5 8 0,-1 1 86,8-13-92,1 0 1,0 0-1,0 1 1,0-1-1,1 1 0,-1-1 1,1 1-1,0 0 1,0-1-1,-1 8 1,2-10-25,0 0 1,0 0 0,0 0 0,0 0-1,0 0 1,1 0 0,-1 0 0,0 0 0,1 0-1,-1 0 1,0 0 0,1 0 0,-1 0 0,1 0-1,-1 0 1,1 0 0,0-1 0,-1 1 0,1 0-1,0 0 1,0-1 0,0 1 0,0 0 0,-1-1-1,1 1 1,0-1 0,0 1 0,0-1 0,0 1-1,0-1 1,0 0 0,0 1 0,0-1 0,0 0-1,0 0 1,1 0 0,-1 0 0,0 0 0,0 0-1,0 0 1,1 0 0,8-1 23,0 0-1,-1-1 1,1 0 0,-1 0-1,1-1 1,15-7 0,-9 4-75</inkml:trace>
+  <inkml:trace contextRef="#ctx0" brushRef="#br0" timeOffset="3599.95">2185 122 7136,'-21'2'1992,"15"8"-1482,-2 3 166,0 0 0,-7 19 0,14-27-569,-1 0 0,1 0 0,-1 0 0,1 0 0,1 0-1,-1 0 1,1 1 0,0-1 0,0 0 0,2 9 0,-1-9-16,0 0 0,1-1 0,0 1 0,0-1 0,0 0 0,1 1 0,-1-1 0,1 0 0,0 0 0,0-1 0,0 1-1,1-1 1,-1 1 0,1-1 0,7 5 0,-8-7-42,-1 1-1,0-1 1,0 0-1,0 0 0,1 0 1,-1 0-1,0 0 1,1-1-1,-1 1 1,1-1-1,-1 1 0,1-1 1,-1 0-1,1 0 1,-1 0-1,1 0 1,-1 0-1,1-1 0,-1 1 1,1-1-1,-1 0 1,1 0-1,-1 0 1,0 0-1,0 0 0,1 0 1,-1 0-1,0-1 1,0 1-1,0-1 1,0 0-1,2-2 1,-2 1 28,0 0 0,0 1 0,0-1 0,0 0 0,0 0 0,-1-1 0,1 1 0,-1 0 0,0 0 0,0-1 1,0 1-1,0 0 0,-1-1 0,0 1 0,1-1 0,-1 1 0,0-1 0,-1 1 0,1-1 0,-2-5 1,1 6-30,1 1 1,-1 0-1,0 0 1,0 0-1,0 0 1,-1 0-1,1 0 1,0 1 0,-1-1-1,1 0 1,-1 1-1,1-1 1,-1 1-1,0-1 1,0 1-1,0 0 1,1-1-1,-1 1 1,-1 0 0,1 1-1,0-1 1,0 0-1,0 0 1,0 1-1,0-1 1,-1 1-1,1 0 1,0 0 0,0 0-1,-1 0 1,1 0-1,-3 1 1,3-1-7,0 0 0,0 0 0,0 1 0,0-1 0,0 1-1,0 0 1,0-1 0,0 1 0,0 0 0,0 0 0,0 0 0,1 0 0,-1 1 0,0-1 0,1 0 0,-1 1 0,1-1 0,-1 1 0,1 0 0,-2 2 0,0 1 67,1 1 1,0 0-1,0 0 0,0-1 1,-1 12-1,3-10-45,2-1-15</inkml:trace>
+</inkml:ink>
+</file>
+
 <file path=word/theme/theme1.xml><?xml version="1.0" encoding="utf-8"?>
 <a:theme xmlns:a="http://schemas.openxmlformats.org/drawingml/2006/main" name="Larissa">
   <a:themeElements>
